--- a/templates/working/Акт_приемки_рекламных_услуг.docx
+++ b/templates/working/Акт_приемки_рекламных_услуг.docx
@@ -97,7 +97,6 @@
           <w:rFonts w:ascii="Times New Roman" w:hAnsi="Times New Roman" w:cs="Times New Roman"/>
           <w:sz w:val="24"/>
           <w:szCs w:val="24"/>
-          <w:lang w:val="ru-RU"/>
         </w:rPr>
         <w:t xml:space="preserve"> </w:t>
       </w:r>
@@ -114,49 +113,38 @@
           <w:rFonts w:ascii="Times New Roman" w:hAnsi="Times New Roman" w:cs="Times New Roman"/>
           <w:sz w:val="24"/>
           <w:szCs w:val="24"/>
-          <w:lang w:val="ru-RU"/>
-        </w:rPr>
-        <w:tab/>
-      </w:r>
-      <w:r>
-        <w:rPr>
-          <w:rFonts w:ascii="Times New Roman" w:hAnsi="Times New Roman" w:cs="Times New Roman"/>
-          <w:sz w:val="24"/>
-          <w:szCs w:val="24"/>
-        </w:rPr>
-        <w:tab/>
-      </w:r>
-      <w:r>
-        <w:rPr>
-          <w:rFonts w:ascii="Times New Roman" w:hAnsi="Times New Roman" w:cs="Times New Roman"/>
-          <w:sz w:val="24"/>
-          <w:szCs w:val="24"/>
-          <w:lang w:val="ru-RU"/>
-        </w:rPr>
-        <w:tab/>
-      </w:r>
-      <w:r>
-        <w:rPr>
-          <w:rFonts w:ascii="Times New Roman" w:hAnsi="Times New Roman" w:cs="Times New Roman"/>
-          <w:sz w:val="24"/>
-          <w:szCs w:val="24"/>
-        </w:rPr>
-        <w:t xml:space="preserve"> «_</w:t>
-      </w:r>
-      <w:r>
-        <w:rPr>
-          <w:rFonts w:ascii="Times New Roman" w:hAnsi="Times New Roman" w:cs="Times New Roman"/>
-          <w:sz w:val="24"/>
-          <w:szCs w:val="24"/>
-        </w:rPr>
-        <w:t xml:space="preserve">_» </w:t>
-      </w:r>
-      <w:r>
-        <w:rPr>
-          <w:rFonts w:ascii="Times New Roman" w:hAnsi="Times New Roman" w:cs="Times New Roman"/>
-          <w:sz w:val="24"/>
-          <w:szCs w:val="24"/>
-          <w:lang w:val="ru-RU"/>
+        </w:rPr>
+        <w:tab/>
+      </w:r>
+      <w:r>
+        <w:rPr>
+          <w:rFonts w:ascii="Times New Roman" w:hAnsi="Times New Roman" w:cs="Times New Roman"/>
+          <w:sz w:val="24"/>
+          <w:szCs w:val="24"/>
+        </w:rPr>
+        <w:tab/>
+      </w:r>
+      <w:r>
+        <w:rPr>
+          <w:rFonts w:ascii="Times New Roman" w:hAnsi="Times New Roman" w:cs="Times New Roman"/>
+          <w:sz w:val="24"/>
+          <w:szCs w:val="24"/>
+        </w:rPr>
+        <w:tab/>
+      </w:r>
+      <w:r>
+        <w:rPr>
+          <w:rFonts w:ascii="Times New Roman" w:hAnsi="Times New Roman" w:cs="Times New Roman"/>
+          <w:sz w:val="24"/>
+          <w:szCs w:val="24"/>
+        </w:rPr>
+        <w:t xml:space="preserve"> «__» </w:t>
+      </w:r>
+      <w:r>
+        <w:rPr>
+          <w:rFonts w:ascii="Times New Roman" w:hAnsi="Times New Roman" w:cs="Times New Roman"/>
+          <w:sz w:val="24"/>
+          <w:szCs w:val="24"/>
         </w:rPr>
         <w:t>__</w:t>
       </w:r>
@@ -166,15 +154,7 @@
           <w:sz w:val="24"/>
           <w:szCs w:val="24"/>
         </w:rPr>
-        <w:t>_</w:t>
-      </w:r>
-      <w:r>
-        <w:rPr>
-          <w:rFonts w:ascii="Times New Roman" w:hAnsi="Times New Roman" w:cs="Times New Roman"/>
-          <w:sz w:val="24"/>
-          <w:szCs w:val="24"/>
-        </w:rPr>
-        <w:t>____2026г</w:t>
+        <w:t>_____2026г</w:t>
       </w:r>
       <w:r>
         <w:rPr>
@@ -209,7 +189,6 @@
           <w:rFonts w:ascii="Times New Roman" w:hAnsi="Times New Roman" w:cs="Times New Roman"/>
           <w:sz w:val="24"/>
           <w:szCs w:val="24"/>
-          <w:lang w:val="ru-RU"/>
         </w:rPr>
         <w:tab/>
       </w:r>
@@ -660,14 +639,25 @@
         </w:rPr>
         <w:t>Исполнитель надлежащим образом оказал услуги по рекламе объекта недвижимо</w:t>
       </w:r>
-      <w:r>
-        <w:rPr>
-          <w:rFonts w:ascii="Times New Roman" w:hAnsi="Times New Roman" w:cs="Times New Roman"/>
-          <w:sz w:val="24"/>
-          <w:szCs w:val="24"/>
-          <w:lang w:val="ru-RU"/>
-        </w:rPr>
-        <w:t>сти по договору №</w:t>
+      <w:proofErr w:type="spellStart"/>
+      <w:r>
+        <w:rPr>
+          <w:rFonts w:ascii="Times New Roman" w:hAnsi="Times New Roman" w:cs="Times New Roman"/>
+          <w:sz w:val="24"/>
+          <w:szCs w:val="24"/>
+          <w:lang w:val="ru-RU"/>
+        </w:rPr>
+        <w:t>сти</w:t>
+      </w:r>
+      <w:proofErr w:type="spellEnd"/>
+      <w:r>
+        <w:rPr>
+          <w:rFonts w:ascii="Times New Roman" w:hAnsi="Times New Roman" w:cs="Times New Roman"/>
+          <w:sz w:val="24"/>
+          <w:szCs w:val="24"/>
+          <w:lang w:val="ru-RU"/>
+        </w:rPr>
+        <w:t xml:space="preserve"> по договору №</w:t>
       </w:r>
       <w:r>
         <w:rPr>
@@ -678,7 +668,6 @@
         </w:rPr>
         <w:t>{{</w:t>
       </w:r>
-      <w:proofErr w:type="gramStart"/>
       <w:r>
         <w:rPr>
           <w:rFonts w:ascii="Times New Roman" w:hAnsi="Times New Roman" w:cs="Times New Roman"/>
@@ -705,10 +694,9 @@
           <w:szCs w:val="24"/>
           <w:lang w:val="en-US"/>
         </w:rPr>
-        <w:t>advertisingContractNumber</w:t>
+        <w:t>contractNumber</w:t>
       </w:r>
       <w:proofErr w:type="spellEnd"/>
-      <w:proofErr w:type="gramEnd"/>
       <w:r>
         <w:rPr>
           <w:rFonts w:ascii="Times New Roman" w:hAnsi="Times New Roman" w:cs="Times New Roman"/>
@@ -736,7 +724,6 @@
         </w:rPr>
         <w:t>{{</w:t>
       </w:r>
-      <w:proofErr w:type="gramStart"/>
       <w:r>
         <w:rPr>
           <w:rFonts w:ascii="Times New Roman" w:hAnsi="Times New Roman" w:cs="Times New Roman"/>
@@ -755,18 +742,25 @@
         </w:rPr>
         <w:t>.</w:t>
       </w:r>
+      <w:r>
+        <w:rPr>
+          <w:rFonts w:ascii="Times New Roman" w:hAnsi="Times New Roman" w:cs="Times New Roman"/>
+          <w:sz w:val="24"/>
+          <w:szCs w:val="24"/>
+          <w:lang w:val="en-US"/>
+        </w:rPr>
+        <w:t>c</w:t>
+      </w:r>
       <w:proofErr w:type="spellStart"/>
       <w:r>
         <w:rPr>
           <w:rFonts w:ascii="Times New Roman" w:hAnsi="Times New Roman" w:cs="Times New Roman"/>
           <w:sz w:val="24"/>
           <w:szCs w:val="24"/>
-          <w:lang w:val="ru-BY"/>
-        </w:rPr>
-        <w:t>advertisingContractDate</w:t>
+        </w:rPr>
+        <w:t>ontractDate</w:t>
       </w:r>
       <w:proofErr w:type="spellEnd"/>
-      <w:proofErr w:type="gramEnd"/>
       <w:r>
         <w:rPr>
           <w:rFonts w:ascii="Times New Roman" w:hAnsi="Times New Roman" w:cs="Times New Roman"/>
@@ -986,7 +980,6 @@
         </w:rPr>
         <w:t>{{</w:t>
       </w:r>
-      <w:proofErr w:type="gramStart"/>
       <w:r>
         <w:rPr>
           <w:rFonts w:ascii="Times New Roman" w:hAnsi="Times New Roman" w:cs="Times New Roman"/>
@@ -1013,10 +1006,18 @@
           <w:szCs w:val="24"/>
           <w:lang w:val="en-US"/>
         </w:rPr>
-        <w:t>advertisingContractNumber</w:t>
+        <w:t>c</w:t>
+      </w:r>
+      <w:r>
+        <w:rPr>
+          <w:rFonts w:ascii="Times New Roman" w:hAnsi="Times New Roman" w:cs="Times New Roman"/>
+          <w:sz w:val="24"/>
+          <w:szCs w:val="24"/>
+          <w:lang w:val="en-US"/>
+        </w:rPr>
+        <w:t>ontractNumber</w:t>
       </w:r>
       <w:proofErr w:type="spellEnd"/>
-      <w:proofErr w:type="gramEnd"/>
       <w:r>
         <w:rPr>
           <w:rFonts w:ascii="Times New Roman" w:hAnsi="Times New Roman" w:cs="Times New Roman"/>
@@ -1044,7 +1045,6 @@
         </w:rPr>
         <w:t>{{</w:t>
       </w:r>
-      <w:proofErr w:type="gramStart"/>
       <w:r>
         <w:rPr>
           <w:rFonts w:ascii="Times New Roman" w:hAnsi="Times New Roman" w:cs="Times New Roman"/>
@@ -1069,12 +1069,18 @@
           <w:rFonts w:ascii="Times New Roman" w:hAnsi="Times New Roman" w:cs="Times New Roman"/>
           <w:sz w:val="24"/>
           <w:szCs w:val="24"/>
-          <w:lang w:val="ru-BY"/>
-        </w:rPr>
-        <w:t>advertisingContractDate</w:t>
+        </w:rPr>
+        <w:t>c</w:t>
+      </w:r>
+      <w:r>
+        <w:rPr>
+          <w:rFonts w:ascii="Times New Roman" w:hAnsi="Times New Roman" w:cs="Times New Roman"/>
+          <w:sz w:val="24"/>
+          <w:szCs w:val="24"/>
+        </w:rPr>
+        <w:t>ontractDate</w:t>
       </w:r>
       <w:proofErr w:type="spellEnd"/>
-      <w:proofErr w:type="gramEnd"/>
       <w:r>
         <w:rPr>
           <w:rFonts w:ascii="Times New Roman" w:hAnsi="Times New Roman" w:cs="Times New Roman"/>
@@ -1260,9 +1266,24 @@
           <w:sz w:val="24"/>
           <w:szCs w:val="24"/>
         </w:rPr>
-        <w:t>{/owner2.fullName</w:t>
-      </w:r>
-      <w:proofErr w:type="gramStart"/>
+        <w:t>{/owner2.fullName}</w:t>
+      </w:r>
+      <w:r>
+        <w:rPr>
+          <w:rFonts w:ascii="Times New Roman" w:hAnsi="Times New Roman" w:cs="Times New Roman"/>
+          <w:sz w:val="24"/>
+          <w:szCs w:val="24"/>
+        </w:rPr>
+        <w:t>}{</w:t>
+      </w:r>
+      <w:r>
+        <w:rPr>
+          <w:rFonts w:ascii="Times New Roman" w:hAnsi="Times New Roman" w:cs="Times New Roman"/>
+          <w:sz w:val="24"/>
+          <w:szCs w:val="24"/>
+        </w:rPr>
+        <w:t>{#owner3.fullName}</w:t>
+      </w:r>
       <w:r>
         <w:rPr>
           <w:rFonts w:ascii="Times New Roman" w:hAnsi="Times New Roman" w:cs="Times New Roman"/>
@@ -1271,22 +1292,51 @@
         </w:rPr>
         <w:t>}</w:t>
       </w:r>
-      <w:r>
-        <w:rPr>
-          <w:rFonts w:ascii="Times New Roman" w:hAnsi="Times New Roman" w:cs="Times New Roman"/>
-          <w:sz w:val="24"/>
-          <w:szCs w:val="24"/>
-        </w:rPr>
-        <w:t>}{</w:t>
-      </w:r>
-      <w:proofErr w:type="gramEnd"/>
-      <w:r>
-        <w:rPr>
-          <w:rFonts w:ascii="Times New Roman" w:hAnsi="Times New Roman" w:cs="Times New Roman"/>
-          <w:sz w:val="24"/>
-          <w:szCs w:val="24"/>
-        </w:rPr>
-        <w:t>{#owner3.fullName}</w:t>
+    </w:p>
+    <w:p>
+      <w:pPr>
+        <w:pStyle w:val="ac"/>
+        <w:jc w:val="both"/>
+        <w:rPr>
+          <w:rFonts w:ascii="Times New Roman" w:hAnsi="Times New Roman" w:cs="Times New Roman"/>
+          <w:sz w:val="24"/>
+          <w:szCs w:val="24"/>
+        </w:rPr>
+      </w:pPr>
+      <w:r>
+        <w:rPr>
+          <w:rFonts w:ascii="Times New Roman" w:hAnsi="Times New Roman" w:cs="Times New Roman"/>
+          <w:sz w:val="24"/>
+          <w:szCs w:val="24"/>
+        </w:rPr>
+        <w:t>Потребитель _______________________/ {{owner3.initials}}</w:t>
+      </w:r>
+    </w:p>
+    <w:p>
+      <w:pPr>
+        <w:pStyle w:val="ac"/>
+        <w:jc w:val="both"/>
+        <w:rPr>
+          <w:rFonts w:ascii="Times New Roman" w:hAnsi="Times New Roman" w:cs="Times New Roman"/>
+          <w:sz w:val="24"/>
+          <w:szCs w:val="24"/>
+        </w:rPr>
+      </w:pPr>
+      <w:r>
+        <w:rPr>
+          <w:rFonts w:ascii="Times New Roman" w:hAnsi="Times New Roman" w:cs="Times New Roman"/>
+          <w:sz w:val="24"/>
+          <w:szCs w:val="24"/>
+        </w:rPr>
+        <w:t>{</w:t>
+      </w:r>
+      <w:r>
+        <w:rPr>
+          <w:rFonts w:ascii="Times New Roman" w:hAnsi="Times New Roman" w:cs="Times New Roman"/>
+          <w:sz w:val="24"/>
+          <w:szCs w:val="24"/>
+        </w:rPr>
+        <w:t>{/owner3.fullName}</w:t>
       </w:r>
       <w:r>
         <w:rPr>
@@ -1313,7 +1363,15 @@
           <w:sz w:val="24"/>
           <w:szCs w:val="24"/>
         </w:rPr>
-        <w:t>Потребитель _______________________/ {{owner3.initials}}</w:t>
+        <w:tab/>
+      </w:r>
+      <w:r>
+        <w:rPr>
+          <w:rFonts w:ascii="Times New Roman" w:hAnsi="Times New Roman" w:cs="Times New Roman"/>
+          <w:sz w:val="24"/>
+          <w:szCs w:val="24"/>
+        </w:rPr>
+        <w:tab/>
       </w:r>
     </w:p>
     <w:p>
@@ -1332,23 +1390,15 @@
           <w:sz w:val="24"/>
           <w:szCs w:val="24"/>
         </w:rPr>
-        <w:t>{</w:t>
-      </w:r>
-      <w:r>
-        <w:rPr>
-          <w:rFonts w:ascii="Times New Roman" w:hAnsi="Times New Roman" w:cs="Times New Roman"/>
-          <w:sz w:val="24"/>
-          <w:szCs w:val="24"/>
-        </w:rPr>
-        <w:t>{/owner3.fullName}</w:t>
-      </w:r>
-      <w:r>
-        <w:rPr>
-          <w:rFonts w:ascii="Times New Roman" w:hAnsi="Times New Roman" w:cs="Times New Roman"/>
-          <w:sz w:val="24"/>
-          <w:szCs w:val="24"/>
-        </w:rPr>
-        <w:t>}</w:t>
+        <w:tab/>
+      </w:r>
+      <w:r>
+        <w:rPr>
+          <w:rFonts w:ascii="Times New Roman" w:hAnsi="Times New Roman" w:cs="Times New Roman"/>
+          <w:sz w:val="24"/>
+          <w:szCs w:val="24"/>
+        </w:rPr>
+        <w:tab/>
       </w:r>
     </w:p>
     <w:p>
@@ -1394,60 +1444,6 @@
           <w:sz w:val="24"/>
           <w:szCs w:val="24"/>
         </w:rPr>
-        <w:tab/>
-      </w:r>
-      <w:r>
-        <w:rPr>
-          <w:rFonts w:ascii="Times New Roman" w:hAnsi="Times New Roman" w:cs="Times New Roman"/>
-          <w:sz w:val="24"/>
-          <w:szCs w:val="24"/>
-        </w:rPr>
-        <w:tab/>
-      </w:r>
-    </w:p>
-    <w:p>
-      <w:pPr>
-        <w:pStyle w:val="ac"/>
-        <w:jc w:val="both"/>
-        <w:rPr>
-          <w:rFonts w:ascii="Times New Roman" w:hAnsi="Times New Roman" w:cs="Times New Roman"/>
-          <w:sz w:val="24"/>
-          <w:szCs w:val="24"/>
-        </w:rPr>
-      </w:pPr>
-      <w:r>
-        <w:rPr>
-          <w:rFonts w:ascii="Times New Roman" w:hAnsi="Times New Roman" w:cs="Times New Roman"/>
-          <w:sz w:val="24"/>
-          <w:szCs w:val="24"/>
-        </w:rPr>
-        <w:tab/>
-      </w:r>
-      <w:r>
-        <w:rPr>
-          <w:rFonts w:ascii="Times New Roman" w:hAnsi="Times New Roman" w:cs="Times New Roman"/>
-          <w:sz w:val="24"/>
-          <w:szCs w:val="24"/>
-        </w:rPr>
-        <w:tab/>
-      </w:r>
-    </w:p>
-    <w:p>
-      <w:pPr>
-        <w:pStyle w:val="ac"/>
-        <w:jc w:val="both"/>
-        <w:rPr>
-          <w:rFonts w:ascii="Times New Roman" w:hAnsi="Times New Roman" w:cs="Times New Roman"/>
-          <w:sz w:val="24"/>
-          <w:szCs w:val="24"/>
-        </w:rPr>
-      </w:pPr>
-      <w:r>
-        <w:rPr>
-          <w:rFonts w:ascii="Times New Roman" w:hAnsi="Times New Roman" w:cs="Times New Roman"/>
-          <w:sz w:val="24"/>
-          <w:szCs w:val="24"/>
-        </w:rPr>
         <w:t>Исполнитель _______________________/</w:t>
       </w:r>
       <w:r>
@@ -1463,79 +1459,59 @@
           <w:rFonts w:ascii="Times New Roman" w:hAnsi="Times New Roman" w:cs="Times New Roman"/>
           <w:sz w:val="24"/>
           <w:szCs w:val="24"/>
-          <w:lang w:val="ru-RU"/>
-        </w:rPr>
-        <w:t>Турко</w:t>
-      </w:r>
-      <w:r>
-        <w:rPr>
-          <w:rFonts w:ascii="Times New Roman" w:hAnsi="Times New Roman" w:cs="Times New Roman"/>
-          <w:sz w:val="24"/>
-          <w:szCs w:val="24"/>
-          <w:lang w:val="ru-RU"/>
-        </w:rPr>
-        <w:t xml:space="preserve"> </w:t>
-      </w:r>
-      <w:r>
-        <w:rPr>
-          <w:rFonts w:ascii="Times New Roman" w:hAnsi="Times New Roman" w:cs="Times New Roman"/>
-          <w:sz w:val="24"/>
-          <w:szCs w:val="24"/>
-          <w:lang w:val="ru-RU"/>
-        </w:rPr>
-        <w:t>О.Р.</w:t>
-      </w:r>
-      <w:r>
-        <w:rPr>
-          <w:rFonts w:ascii="Times New Roman" w:hAnsi="Times New Roman" w:cs="Times New Roman"/>
-          <w:sz w:val="24"/>
-          <w:szCs w:val="24"/>
-        </w:rPr>
-        <w:tab/>
-      </w:r>
-      <w:r>
-        <w:rPr>
-          <w:rFonts w:ascii="Times New Roman" w:hAnsi="Times New Roman" w:cs="Times New Roman"/>
-          <w:sz w:val="24"/>
-          <w:szCs w:val="24"/>
-        </w:rPr>
-        <w:tab/>
-      </w:r>
-    </w:p>
-    <w:p>
-      <w:pPr>
-        <w:pStyle w:val="ac"/>
-        <w:rPr>
-          <w:rFonts w:ascii="Times New Roman" w:hAnsi="Times New Roman" w:cs="Times New Roman"/>
-          <w:sz w:val="24"/>
-          <w:szCs w:val="24"/>
-        </w:rPr>
-      </w:pPr>
-      <w:r>
-        <w:rPr>
-          <w:rFonts w:ascii="Times New Roman" w:hAnsi="Times New Roman" w:cs="Times New Roman"/>
-          <w:sz w:val="24"/>
-          <w:szCs w:val="24"/>
-        </w:rPr>
-        <w:tab/>
-      </w:r>
-      <w:r>
-        <w:rPr>
-          <w:rFonts w:ascii="Times New Roman" w:hAnsi="Times New Roman" w:cs="Times New Roman"/>
-          <w:sz w:val="24"/>
-          <w:szCs w:val="24"/>
-        </w:rPr>
-        <w:tab/>
-      </w:r>
-    </w:p>
-    <w:p>
-      <w:pPr>
-        <w:pStyle w:val="ac"/>
-        <w:rPr>
-          <w:rFonts w:ascii="Times New Roman" w:hAnsi="Times New Roman" w:cs="Times New Roman"/>
-          <w:sz w:val="24"/>
-          <w:szCs w:val="24"/>
-          <w:lang w:val="ru-RU"/>
+        </w:rPr>
+        <w:t>Турко О.Р.</w:t>
+      </w:r>
+      <w:r>
+        <w:rPr>
+          <w:rFonts w:ascii="Times New Roman" w:hAnsi="Times New Roman" w:cs="Times New Roman"/>
+          <w:sz w:val="24"/>
+          <w:szCs w:val="24"/>
+        </w:rPr>
+        <w:tab/>
+      </w:r>
+      <w:r>
+        <w:rPr>
+          <w:rFonts w:ascii="Times New Roman" w:hAnsi="Times New Roman" w:cs="Times New Roman"/>
+          <w:sz w:val="24"/>
+          <w:szCs w:val="24"/>
+        </w:rPr>
+        <w:tab/>
+      </w:r>
+    </w:p>
+    <w:p>
+      <w:pPr>
+        <w:pStyle w:val="ac"/>
+        <w:rPr>
+          <w:rFonts w:ascii="Times New Roman" w:hAnsi="Times New Roman" w:cs="Times New Roman"/>
+          <w:sz w:val="24"/>
+          <w:szCs w:val="24"/>
+        </w:rPr>
+      </w:pPr>
+      <w:r>
+        <w:rPr>
+          <w:rFonts w:ascii="Times New Roman" w:hAnsi="Times New Roman" w:cs="Times New Roman"/>
+          <w:sz w:val="24"/>
+          <w:szCs w:val="24"/>
+        </w:rPr>
+        <w:tab/>
+      </w:r>
+      <w:r>
+        <w:rPr>
+          <w:rFonts w:ascii="Times New Roman" w:hAnsi="Times New Roman" w:cs="Times New Roman"/>
+          <w:sz w:val="24"/>
+          <w:szCs w:val="24"/>
+        </w:rPr>
+        <w:tab/>
+      </w:r>
+    </w:p>
+    <w:p>
+      <w:pPr>
+        <w:pStyle w:val="ac"/>
+        <w:rPr>
+          <w:rFonts w:ascii="Times New Roman" w:hAnsi="Times New Roman" w:cs="Times New Roman"/>
+          <w:sz w:val="24"/>
+          <w:szCs w:val="24"/>
         </w:rPr>
       </w:pPr>
     </w:p>

--- a/templates/working/Акт_приемки_рекламных_услуг.docx
+++ b/templates/working/Акт_приемки_рекламных_услуг.docx
@@ -1184,7 +1184,7 @@
           <w:sz w:val="24"/>
           <w:szCs w:val="24"/>
         </w:rPr>
-        <w:t>Потребитель _______________________/ {{owner1.initials}}</w:t>
+        <w:t>Потребитель _______________________/ {{owner1.signatoryInitials}}</w:t>
       </w:r>
     </w:p>
     <w:p>
@@ -1239,7 +1239,7 @@
           <w:sz w:val="24"/>
           <w:szCs w:val="24"/>
         </w:rPr>
-        <w:t>Потребитель _______________________/ {{owner2.initials}}</w:t>
+        <w:t>Потребитель _______________________/ {{owner2.signatoryInitials}}</w:t>
       </w:r>
     </w:p>
     <w:p>
@@ -1309,7 +1309,7 @@
           <w:sz w:val="24"/>
           <w:szCs w:val="24"/>
         </w:rPr>
-        <w:t>Потребитель _______________________/ {{owner3.initials}}</w:t>
+        <w:t>Потребитель _______________________/ {{owner3.signatoryInitials}}</w:t>
       </w:r>
     </w:p>
     <w:p>

--- a/templates/working/Акт_приемки_рекламных_услуг.docx
+++ b/templates/working/Акт_приемки_рекламных_услуг.docx
@@ -1,6 +1,6 @@
 
 <file path=word/document.xml><?xml version="1.0" encoding="utf-8"?>
-<w:document xmlns:wpc="http://schemas.microsoft.com/office/word/2010/wordprocessingCanvas" xmlns:cx="http://schemas.microsoft.com/office/drawing/2014/chartex" xmlns:cx1="http://schemas.microsoft.com/office/drawing/2015/9/8/chartex" xmlns:cx2="http://schemas.microsoft.com/office/drawing/2015/10/21/chartex" xmlns:cx3="http://schemas.microsoft.com/office/drawing/2016/5/9/chartex" xmlns:cx4="http://schemas.microsoft.com/office/drawing/2016/5/10/chartex" xmlns:cx5="http://schemas.microsoft.com/office/drawing/2016/5/11/chartex" xmlns:cx6="http://schemas.microsoft.com/office/drawing/2016/5/12/chartex" xmlns:cx7="http://schemas.microsoft.com/office/drawing/2016/5/13/chartex" xmlns:cx8="http://schemas.microsoft.com/office/drawing/2016/5/14/chartex" xmlns:mc="http://schemas.openxmlformats.org/markup-compatibility/2006" xmlns:aink="http://schemas.microsoft.com/office/drawing/2016/ink" xmlns:am3d="http://schemas.microsoft.com/office/drawing/2017/model3d" xmlns:o="urn:schemas-microsoft-com:office:office" xmlns:oel="http://schemas.microsoft.com/office/2019/extlst" xmlns:r="http://schemas.openxmlformats.org/officeDocument/2006/relationships" xmlns:m="http://schemas.openxmlformats.org/officeDocument/2006/math" xmlns:v="urn:schemas-microsoft-com:vml" xmlns:wp14="http://schemas.microsoft.com/office/word/2010/wordprocessingDrawing" xmlns:wp="http://schemas.openxmlformats.org/drawingml/2006/wordprocessingDrawing" xmlns:w10="urn:schemas-microsoft-com:office:word" xmlns:w="http://schemas.openxmlformats.org/wordprocessingml/2006/main" xmlns:w14="http://schemas.microsoft.com/office/word/2010/wordml" xmlns:w15="http://schemas.microsoft.com/office/word/2012/wordml" xmlns:w16cei="http://schemas.microsoft.com/office/word/2026/wordml/cei" xmlns:w16cex="http://schemas.microsoft.com/office/word/2018/wordml/cex" xmlns:w16cid="http://schemas.microsoft.com/office/word/2016/wordml/cid" xmlns:w16="http://schemas.microsoft.com/office/word/2018/wordml" xmlns:w16du="http://schemas.microsoft.com/office/word/2023/wordml/word16du" xmlns:w16sdtdh="http://schemas.microsoft.com/office/word/2020/wordml/sdtdatahash" xmlns:w16sdtfl="http://schemas.microsoft.com/office/word/2024/wordml/sdtformatlock" xmlns:w16se="http://schemas.microsoft.com/office/word/2015/wordml/symex" xmlns:wpg="http://schemas.microsoft.com/office/word/2010/wordprocessingGroup" xmlns:wpi="http://schemas.microsoft.com/office/word/2010/wordprocessingInk" xmlns:wne="http://schemas.microsoft.com/office/word/2006/wordml" xmlns:wps="http://schemas.microsoft.com/office/word/2010/wordprocessingShape" mc:Ignorable="w14 w15 w16se w16cid w16 w16cex w16sdtdh w16sdtfl w16du wp14">
+<w:document xmlns:wpc="http://schemas.microsoft.com/office/word/2010/wordprocessingCanvas" xmlns:cx="http://schemas.microsoft.com/office/drawing/2014/chartex" xmlns:cx1="http://schemas.microsoft.com/office/drawing/2015/9/8/chartex" xmlns:cx2="http://schemas.microsoft.com/office/drawing/2015/10/21/chartex" xmlns:cx3="http://schemas.microsoft.com/office/drawing/2016/5/9/chartex" xmlns:cx4="http://schemas.microsoft.com/office/drawing/2016/5/10/chartex" xmlns:cx5="http://schemas.microsoft.com/office/drawing/2016/5/11/chartex" xmlns:cx6="http://schemas.microsoft.com/office/drawing/2016/5/12/chartex" xmlns:cx7="http://schemas.microsoft.com/office/drawing/2016/5/13/chartex" xmlns:cx8="http://schemas.microsoft.com/office/drawing/2016/5/14/chartex" xmlns:mc="http://schemas.openxmlformats.org/markup-compatibility/2006" xmlns:aink="http://schemas.microsoft.com/office/drawing/2016/ink" xmlns:am3d="http://schemas.microsoft.com/office/drawing/2017/model3d" xmlns:o="urn:schemas-microsoft-com:office:office" xmlns:r="http://schemas.openxmlformats.org/officeDocument/2006/relationships" xmlns:m="http://schemas.openxmlformats.org/officeDocument/2006/math" xmlns:v="urn:schemas-microsoft-com:vml" xmlns:wp14="http://schemas.microsoft.com/office/word/2010/wordprocessingDrawing" xmlns:wp="http://schemas.openxmlformats.org/drawingml/2006/wordprocessingDrawing" xmlns:w10="urn:schemas-microsoft-com:office:word" xmlns:w="http://schemas.openxmlformats.org/wordprocessingml/2006/main" xmlns:w14="http://schemas.microsoft.com/office/word/2010/wordml" xmlns:w15="http://schemas.microsoft.com/office/word/2012/wordml" xmlns:w16cex="http://schemas.microsoft.com/office/word/2018/wordml/cex" xmlns:w16cid="http://schemas.microsoft.com/office/word/2016/wordml/cid" xmlns:w16="http://schemas.microsoft.com/office/word/2018/wordml" xmlns:w16sdtdh="http://schemas.microsoft.com/office/word/2020/wordml/sdtdatahash" xmlns:w16se="http://schemas.microsoft.com/office/word/2015/wordml/symex" xmlns:wpg="http://schemas.microsoft.com/office/word/2010/wordprocessingGroup" xmlns:wpi="http://schemas.microsoft.com/office/word/2010/wordprocessingInk" xmlns:wne="http://schemas.microsoft.com/office/word/2006/wordml" xmlns:wps="http://schemas.microsoft.com/office/word/2010/wordprocessingShape" mc:Ignorable="w14 w15 w16se w16cid w16 w16cex w16sdtdh wp14">
   <w:body>
     <w:p>
       <w:pPr>
@@ -668,6 +668,7 @@
         </w:rPr>
         <w:t>{{</w:t>
       </w:r>
+      <w:proofErr w:type="gramStart"/>
       <w:r>
         <w:rPr>
           <w:rFonts w:ascii="Times New Roman" w:hAnsi="Times New Roman" w:cs="Times New Roman"/>
@@ -697,6 +698,7 @@
         <w:t>contractNumber</w:t>
       </w:r>
       <w:proofErr w:type="spellEnd"/>
+      <w:proofErr w:type="gramEnd"/>
       <w:r>
         <w:rPr>
           <w:rFonts w:ascii="Times New Roman" w:hAnsi="Times New Roman" w:cs="Times New Roman"/>
@@ -980,6 +982,7 @@
         </w:rPr>
         <w:t>{{</w:t>
       </w:r>
+      <w:proofErr w:type="gramStart"/>
       <w:r>
         <w:rPr>
           <w:rFonts w:ascii="Times New Roman" w:hAnsi="Times New Roman" w:cs="Times New Roman"/>
@@ -1018,6 +1021,7 @@
         <w:t>ontractNumber</w:t>
       </w:r>
       <w:proofErr w:type="spellEnd"/>
+      <w:proofErr w:type="gramEnd"/>
       <w:r>
         <w:rPr>
           <w:rFonts w:ascii="Times New Roman" w:hAnsi="Times New Roman" w:cs="Times New Roman"/>
@@ -1178,6 +1182,7 @@
           <w:szCs w:val="24"/>
         </w:rPr>
       </w:pPr>
+      <w:bookmarkStart w:id="0" w:name="_Hlk236387057"/>
       <w:r>
         <w:rPr>
           <w:rFonts w:ascii="Times New Roman" w:hAnsi="Times New Roman" w:cs="Times New Roman"/>
@@ -1266,7 +1271,16 @@
           <w:sz w:val="24"/>
           <w:szCs w:val="24"/>
         </w:rPr>
-        <w:t>{/owner2.fullName}</w:t>
+        <w:t>{/owner2.fullName</w:t>
+      </w:r>
+      <w:proofErr w:type="gramStart"/>
+      <w:r>
+        <w:rPr>
+          <w:rFonts w:ascii="Times New Roman" w:hAnsi="Times New Roman" w:cs="Times New Roman"/>
+          <w:sz w:val="24"/>
+          <w:szCs w:val="24"/>
+        </w:rPr>
+        <w:t>}</w:t>
       </w:r>
       <w:r>
         <w:rPr>
@@ -1276,6 +1290,7 @@
         </w:rPr>
         <w:t>}{</w:t>
       </w:r>
+      <w:proofErr w:type="gramEnd"/>
       <w:r>
         <w:rPr>
           <w:rFonts w:ascii="Times New Roman" w:hAnsi="Times New Roman" w:cs="Times New Roman"/>
@@ -1347,6 +1362,7 @@
         <w:t>}</w:t>
       </w:r>
     </w:p>
+    <w:bookmarkEnd w:id="0"/>
     <w:p>
       <w:pPr>
         <w:pStyle w:val="ac"/>
@@ -1708,7 +1724,7 @@
 </file>
 
 <file path=word/styles.xml><?xml version="1.0" encoding="utf-8"?>
-<w:styles xmlns:mc="http://schemas.openxmlformats.org/markup-compatibility/2006" xmlns:r="http://schemas.openxmlformats.org/officeDocument/2006/relationships" xmlns:w="http://schemas.openxmlformats.org/wordprocessingml/2006/main" xmlns:w14="http://schemas.microsoft.com/office/word/2010/wordml" xmlns:w15="http://schemas.microsoft.com/office/word/2012/wordml" xmlns:w16cex="http://schemas.microsoft.com/office/word/2018/wordml/cex" xmlns:w16cid="http://schemas.microsoft.com/office/word/2016/wordml/cid" xmlns:w16="http://schemas.microsoft.com/office/word/2018/wordml" xmlns:w16du="http://schemas.microsoft.com/office/word/2023/wordml/word16du" xmlns:w16sdtdh="http://schemas.microsoft.com/office/word/2020/wordml/sdtdatahash" xmlns:w16sdtfl="http://schemas.microsoft.com/office/word/2024/wordml/sdtformatlock" xmlns:w16se="http://schemas.microsoft.com/office/word/2015/wordml/symex" mc:Ignorable="w14 w15 w16se w16cid w16 w16cex w16sdtdh w16sdtfl w16du">
+<w:styles xmlns:mc="http://schemas.openxmlformats.org/markup-compatibility/2006" xmlns:r="http://schemas.openxmlformats.org/officeDocument/2006/relationships" xmlns:w="http://schemas.openxmlformats.org/wordprocessingml/2006/main" xmlns:w14="http://schemas.microsoft.com/office/word/2010/wordml" xmlns:w15="http://schemas.microsoft.com/office/word/2012/wordml" xmlns:w16cex="http://schemas.microsoft.com/office/word/2018/wordml/cex" xmlns:w16cid="http://schemas.microsoft.com/office/word/2016/wordml/cid" xmlns:w16="http://schemas.microsoft.com/office/word/2018/wordml" xmlns:w16sdtdh="http://schemas.microsoft.com/office/word/2020/wordml/sdtdatahash" xmlns:w16se="http://schemas.microsoft.com/office/word/2015/wordml/symex" mc:Ignorable="w14 w15 w16se w16cid w16 w16cex w16sdtdh">
   <w:docDefaults>
     <w:rPrDefault>
       <w:rPr>
@@ -2310,6 +2326,7 @@
   <w:style w:type="character" w:default="1" w:styleId="a0">
     <w:name w:val="Default Paragraph Font"/>
     <w:uiPriority w:val="1"/>
+    <w:semiHidden/>
     <w:unhideWhenUsed/>
   </w:style>
   <w:style w:type="table" w:default="1" w:styleId="a1">

--- a/templates/working/Акт_приемки_рекламных_услуг.docx
+++ b/templates/working/Акт_приемки_рекламных_услуг.docx
@@ -216,31 +216,7 @@
           <w:sz w:val="24"/>
           <w:szCs w:val="24"/>
         </w:rPr>
-        <w:t>{{owner1.fullName}}</w:t>
-      </w:r>
-      <w:r>
-        <w:rPr>
-          <w:rFonts w:ascii="Times New Roman" w:hAnsi="Times New Roman" w:cs="Times New Roman"/>
-          <w:sz w:val="24"/>
-          <w:szCs w:val="24"/>
-        </w:rPr>
-        <w:t>{{#owner1.poa.hasPoa}</w:t>
-      </w:r>
-      <w:r>
-        <w:rPr>
-          <w:rFonts w:ascii="Times New Roman" w:hAnsi="Times New Roman" w:cs="Times New Roman"/>
-          <w:sz w:val="24"/>
-          <w:szCs w:val="24"/>
-        </w:rPr>
-        <w:t>}</w:t>
-      </w:r>
-      <w:r>
-        <w:rPr>
-          <w:rFonts w:ascii="Times New Roman" w:hAnsi="Times New Roman" w:cs="Times New Roman"/>
-          <w:sz w:val="24"/>
-          <w:szCs w:val="24"/>
-        </w:rPr>
-        <w:t xml:space="preserve"> в лице </w:t>
+        <w:t>{{owner1.fullName}}{{owner1.poaSuffix}}{{#owner2.fullName}}, {{owner2.fullName}}{{owner2.poaSuffix}}{{/owner2.fullName}}{{#owner3.fullName}}, {{owner3.fullName}}{{owner3.poaSuffix}}{{/owner3.fullName}},</w:t>
       </w:r>
       <w:r>
         <w:rPr>
@@ -250,63 +226,31 @@
           <w:sz w:val="24"/>
           <w:szCs w:val="24"/>
         </w:rPr>
-        <w:t>{{owner1.poa.fullNameGenitive}}</w:t>
-      </w:r>
-      <w:r>
-        <w:rPr>
-          <w:rFonts w:ascii="Times New Roman" w:hAnsi="Times New Roman" w:cs="Times New Roman"/>
-          <w:sz w:val="24"/>
-          <w:szCs w:val="24"/>
-        </w:rPr>
-        <w:t>, {{owner1.poa.poaAction}} согласно доверенности №{{owner1.poa.poaNumber}} от {{owner1.poa.poaDate}}</w:t>
-      </w:r>
-      <w:r>
-        <w:rPr>
-          <w:rFonts w:ascii="Times New Roman" w:hAnsi="Times New Roman" w:cs="Times New Roman"/>
-          <w:sz w:val="24"/>
-          <w:szCs w:val="24"/>
-        </w:rPr>
-        <w:t>{</w:t>
-      </w:r>
-      <w:r>
-        <w:rPr>
-          <w:rFonts w:ascii="Times New Roman" w:hAnsi="Times New Roman" w:cs="Times New Roman"/>
-          <w:sz w:val="24"/>
-          <w:szCs w:val="24"/>
-        </w:rPr>
-        <w:t>{/owner1.poa.hasPoa}</w:t>
-      </w:r>
-      <w:r>
-        <w:rPr>
-          <w:rFonts w:ascii="Times New Roman" w:hAnsi="Times New Roman" w:cs="Times New Roman"/>
-          <w:sz w:val="24"/>
-          <w:szCs w:val="24"/>
-        </w:rPr>
-        <w:t>}{</w:t>
-      </w:r>
-      <w:r>
-        <w:rPr>
-          <w:rFonts w:ascii="Times New Roman" w:hAnsi="Times New Roman" w:cs="Times New Roman"/>
-          <w:sz w:val="24"/>
-          <w:szCs w:val="24"/>
-        </w:rPr>
-        <w:t>{#owner2.fullName}</w:t>
-      </w:r>
-      <w:r>
-        <w:rPr>
-          <w:rFonts w:ascii="Times New Roman" w:hAnsi="Times New Roman" w:cs="Times New Roman"/>
-          <w:sz w:val="24"/>
-          <w:szCs w:val="24"/>
-        </w:rPr>
-        <w:t>}</w:t>
-      </w:r>
-      <w:r>
-        <w:rPr>
-          <w:rFonts w:ascii="Times New Roman" w:hAnsi="Times New Roman" w:cs="Times New Roman"/>
-          <w:sz w:val="24"/>
-          <w:szCs w:val="24"/>
-        </w:rPr>
-        <w:t xml:space="preserve">, </w:t>
+        <w:t xml:space="preserve"> </w:t>
+      </w:r>
+      <w:r>
+        <w:rPr>
+          <w:rFonts w:ascii="Times New Roman" w:hAnsi="Times New Roman" w:cs="Times New Roman"/>
+          <w:sz w:val="24"/>
+          <w:szCs w:val="24"/>
+        </w:rPr>
+        <w:t>в дальнейшем именуемый «Потребитель»</w:t>
+      </w:r>
+      <w:r>
+        <w:rPr>
+          <w:rFonts w:ascii="Times New Roman" w:hAnsi="Times New Roman" w:cs="Times New Roman"/>
+          <w:sz w:val="24"/>
+          <w:szCs w:val="24"/>
+        </w:rPr>
+        <w:t xml:space="preserve"> </w:t>
+      </w:r>
+      <w:r>
+        <w:rPr>
+          <w:rFonts w:ascii="Times New Roman" w:hAnsi="Times New Roman" w:cs="Times New Roman"/>
+          <w:sz w:val="24"/>
+          <w:szCs w:val="24"/>
+        </w:rPr>
+        <w:t xml:space="preserve">и </w:t>
       </w:r>
       <w:r>
         <w:rPr>
@@ -316,39 +260,15 @@
           <w:sz w:val="24"/>
           <w:szCs w:val="24"/>
         </w:rPr>
-        <w:t>{{owner2.fullName}}</w:t>
-      </w:r>
-      <w:r>
-        <w:rPr>
-          <w:rFonts w:ascii="Times New Roman" w:hAnsi="Times New Roman" w:cs="Times New Roman"/>
-          <w:sz w:val="24"/>
-          <w:szCs w:val="24"/>
-        </w:rPr>
-        <w:t>{</w:t>
-      </w:r>
-      <w:r>
-        <w:rPr>
-          <w:rFonts w:ascii="Times New Roman" w:hAnsi="Times New Roman" w:cs="Times New Roman"/>
-          <w:sz w:val="24"/>
-          <w:szCs w:val="24"/>
-        </w:rPr>
-        <w:t>{#owner2.poa.hasPoa}</w:t>
-      </w:r>
-      <w:r>
-        <w:rPr>
-          <w:rFonts w:ascii="Times New Roman" w:hAnsi="Times New Roman" w:cs="Times New Roman"/>
-          <w:sz w:val="24"/>
-          <w:szCs w:val="24"/>
-        </w:rPr>
-        <w:t>}</w:t>
-      </w:r>
-      <w:r>
-        <w:rPr>
-          <w:rFonts w:ascii="Times New Roman" w:hAnsi="Times New Roman" w:cs="Times New Roman"/>
-          <w:sz w:val="24"/>
-          <w:szCs w:val="24"/>
-        </w:rPr>
-        <w:t xml:space="preserve"> в лице </w:t>
+        <w:t>Общество с ограниченной ответственностью «ГермесГарант»</w:t>
+      </w:r>
+      <w:r>
+        <w:rPr>
+          <w:rFonts w:ascii="Times New Roman" w:hAnsi="Times New Roman" w:cs="Times New Roman"/>
+          <w:sz w:val="24"/>
+          <w:szCs w:val="24"/>
+        </w:rPr>
+        <w:t xml:space="preserve"> в  лице директора Турко Ольги Ростиславовны, действующей на основании Устава, в дальнейшем именуемое </w:t>
       </w:r>
       <w:r>
         <w:rPr>
@@ -358,21 +278,628 @@
           <w:sz w:val="24"/>
           <w:szCs w:val="24"/>
         </w:rPr>
-        <w:t>{{owner2.poa.fullNameGenitive}}</w:t>
-      </w:r>
-      <w:r>
-        <w:rPr>
-          <w:rFonts w:ascii="Times New Roman" w:hAnsi="Times New Roman" w:cs="Times New Roman"/>
-          <w:sz w:val="24"/>
-          <w:szCs w:val="24"/>
-        </w:rPr>
-        <w:t>, {{owner2.poa.poaAction}} согласно доверенности №{{owner2.poa.poaNumber}} от {{owner2.poa.poaDate}}</w:t>
-      </w:r>
-      <w:r>
-        <w:rPr>
-          <w:rFonts w:ascii="Times New Roman" w:hAnsi="Times New Roman" w:cs="Times New Roman"/>
-          <w:sz w:val="24"/>
-          <w:szCs w:val="24"/>
+        <w:t>«Исполнитель»</w:t>
+      </w:r>
+      <w:r>
+        <w:rPr>
+          <w:rFonts w:ascii="Times New Roman" w:hAnsi="Times New Roman" w:cs="Times New Roman"/>
+          <w:sz w:val="24"/>
+          <w:szCs w:val="24"/>
+        </w:rPr>
+        <w:t>, совместно именуемые «Стороны», настоящим актом удостоверяют следующее:</w:t>
+      </w:r>
+    </w:p>
+    <w:p>
+      <w:pPr>
+        <w:pStyle w:val="ac"/>
+        <w:rPr>
+          <w:rFonts w:ascii="Times New Roman" w:hAnsi="Times New Roman" w:cs="Times New Roman"/>
+          <w:sz w:val="24"/>
+          <w:szCs w:val="24"/>
+          <w:lang w:val="ru-RU"/>
+        </w:rPr>
+      </w:pPr>
+    </w:p>
+    <w:p>
+      <w:pPr>
+        <w:pStyle w:val="ac"/>
+        <w:rPr>
+          <w:rFonts w:ascii="Times New Roman" w:hAnsi="Times New Roman" w:cs="Times New Roman"/>
+          <w:sz w:val="24"/>
+          <w:szCs w:val="24"/>
+          <w:lang w:val="ru-RU"/>
+        </w:rPr>
+      </w:pPr>
+      <w:r>
+        <w:rPr>
+          <w:rFonts w:ascii="Times New Roman" w:hAnsi="Times New Roman" w:cs="Times New Roman"/>
+          <w:sz w:val="24"/>
+          <w:szCs w:val="24"/>
+        </w:rPr>
+        <w:t xml:space="preserve">     </w:t>
+      </w:r>
+      <w:r>
+        <w:rPr>
+          <w:rFonts w:ascii="Times New Roman" w:hAnsi="Times New Roman" w:cs="Times New Roman"/>
+          <w:sz w:val="24"/>
+          <w:szCs w:val="24"/>
+          <w:lang w:val="ru-RU"/>
+        </w:rPr>
+        <w:tab/>
+      </w:r>
+      <w:r>
+        <w:rPr>
+          <w:rFonts w:ascii="Times New Roman" w:hAnsi="Times New Roman" w:cs="Times New Roman"/>
+          <w:sz w:val="24"/>
+          <w:szCs w:val="24"/>
+        </w:rPr>
+        <w:t>Исполнитель надлежащим образом оказал услуги по рекламе объекта недвижимо</w:t>
+      </w:r>
+      <w:proofErr w:type="spellStart"/>
+      <w:r>
+        <w:rPr>
+          <w:rFonts w:ascii="Times New Roman" w:hAnsi="Times New Roman" w:cs="Times New Roman"/>
+          <w:sz w:val="24"/>
+          <w:szCs w:val="24"/>
+          <w:lang w:val="ru-RU"/>
+        </w:rPr>
+        <w:t>сти</w:t>
+      </w:r>
+      <w:proofErr w:type="spellEnd"/>
+      <w:r>
+        <w:rPr>
+          <w:rFonts w:ascii="Times New Roman" w:hAnsi="Times New Roman" w:cs="Times New Roman"/>
+          <w:sz w:val="24"/>
+          <w:szCs w:val="24"/>
+          <w:lang w:val="ru-RU"/>
+        </w:rPr>
+        <w:t xml:space="preserve"> по договору №</w:t>
+      </w:r>
+      <w:r>
+        <w:rPr>
+          <w:rFonts w:ascii="Times New Roman" w:hAnsi="Times New Roman" w:cs="Times New Roman"/>
+          <w:sz w:val="24"/>
+          <w:szCs w:val="24"/>
+          <w:lang w:val="ru-RU"/>
+        </w:rPr>
+        <w:t>{{</w:t>
+      </w:r>
+      <w:r>
+        <w:rPr>
+          <w:rFonts w:ascii="Times New Roman" w:hAnsi="Times New Roman" w:cs="Times New Roman"/>
+          <w:sz w:val="24"/>
+          <w:szCs w:val="24"/>
+          <w:lang w:val="en-US"/>
+        </w:rPr>
+        <w:t>deal</w:t>
+      </w:r>
+      <w:r>
+        <w:rPr>
+          <w:rFonts w:ascii="Times New Roman" w:hAnsi="Times New Roman" w:cs="Times New Roman"/>
+          <w:sz w:val="24"/>
+          <w:szCs w:val="24"/>
+          <w:lang w:val="ru-RU"/>
+        </w:rPr>
+        <w:t>.</w:t>
+      </w:r>
+      <w:proofErr w:type="spellStart"/>
+      <w:r>
+        <w:rPr>
+          <w:rFonts w:ascii="Times New Roman" w:hAnsi="Times New Roman" w:cs="Times New Roman"/>
+          <w:sz w:val="24"/>
+          <w:szCs w:val="24"/>
+          <w:lang w:val="en-US"/>
+        </w:rPr>
+        <w:t>contractNumber</w:t>
+      </w:r>
+      <w:proofErr w:type="spellEnd"/>
+      <w:r>
+        <w:rPr>
+          <w:rFonts w:ascii="Times New Roman" w:hAnsi="Times New Roman" w:cs="Times New Roman"/>
+          <w:sz w:val="24"/>
+          <w:szCs w:val="24"/>
+          <w:lang w:val="ru-RU"/>
+        </w:rPr>
+        <w:t>}}</w:t>
+      </w:r>
+      <w:r>
+        <w:rPr>
+          <w:rFonts w:ascii="Times New Roman" w:hAnsi="Times New Roman" w:cs="Times New Roman"/>
+          <w:sz w:val="24"/>
+          <w:szCs w:val="24"/>
+          <w:lang w:val="ru-RU"/>
+        </w:rPr>
+        <w:t xml:space="preserve"> от </w:t>
+      </w:r>
+      <w:r>
+        <w:rPr>
+          <w:rFonts w:ascii="Times New Roman" w:hAnsi="Times New Roman" w:cs="Times New Roman"/>
+          <w:sz w:val="24"/>
+          <w:szCs w:val="24"/>
+          <w:lang w:val="ru-RU"/>
+        </w:rPr>
+        <w:t>{{</w:t>
+      </w:r>
+      <w:r>
+        <w:rPr>
+          <w:rFonts w:ascii="Times New Roman" w:hAnsi="Times New Roman" w:cs="Times New Roman"/>
+          <w:sz w:val="24"/>
+          <w:szCs w:val="24"/>
+          <w:lang w:val="en-US"/>
+        </w:rPr>
+        <w:t>deal</w:t>
+      </w:r>
+      <w:r>
+        <w:rPr>
+          <w:rFonts w:ascii="Times New Roman" w:hAnsi="Times New Roman" w:cs="Times New Roman"/>
+          <w:sz w:val="24"/>
+          <w:szCs w:val="24"/>
+          <w:lang w:val="ru-RU"/>
+        </w:rPr>
+        <w:t>.</w:t>
+      </w:r>
+      <w:r>
+        <w:rPr>
+          <w:rFonts w:ascii="Times New Roman" w:hAnsi="Times New Roman" w:cs="Times New Roman"/>
+          <w:sz w:val="24"/>
+          <w:szCs w:val="24"/>
+          <w:lang w:val="en-US"/>
+        </w:rPr>
+        <w:t>c</w:t>
+      </w:r>
+      <w:proofErr w:type="spellStart"/>
+      <w:r>
+        <w:rPr>
+          <w:rFonts w:ascii="Times New Roman" w:hAnsi="Times New Roman" w:cs="Times New Roman"/>
+          <w:sz w:val="24"/>
+          <w:szCs w:val="24"/>
+        </w:rPr>
+        <w:t>ontractDate</w:t>
+      </w:r>
+      <w:proofErr w:type="spellEnd"/>
+      <w:r>
+        <w:rPr>
+          <w:rFonts w:ascii="Times New Roman" w:hAnsi="Times New Roman" w:cs="Times New Roman"/>
+          <w:sz w:val="24"/>
+          <w:szCs w:val="24"/>
+          <w:lang w:val="ru-RU"/>
+        </w:rPr>
+        <w:t>}}</w:t>
+      </w:r>
+      <w:r>
+        <w:rPr>
+          <w:rFonts w:ascii="Times New Roman" w:hAnsi="Times New Roman" w:cs="Times New Roman"/>
+          <w:sz w:val="24"/>
+          <w:szCs w:val="24"/>
+          <w:lang w:val="ru-RU"/>
+        </w:rPr>
+        <w:t>.</w:t>
+      </w:r>
+    </w:p>
+    <w:p>
+      <w:pPr>
+        <w:pStyle w:val="ac"/>
+        <w:rPr>
+          <w:rFonts w:ascii="Times New Roman" w:hAnsi="Times New Roman" w:cs="Times New Roman"/>
+          <w:sz w:val="24"/>
+          <w:szCs w:val="24"/>
+          <w:lang w:val="ru-RU"/>
+        </w:rPr>
+      </w:pPr>
+    </w:p>
+    <w:p>
+      <w:pPr>
+        <w:pStyle w:val="ac"/>
+        <w:rPr>
+          <w:rFonts w:ascii="Times New Roman" w:hAnsi="Times New Roman" w:cs="Times New Roman"/>
+          <w:sz w:val="24"/>
+          <w:szCs w:val="24"/>
+        </w:rPr>
+      </w:pPr>
+      <w:r>
+        <w:rPr>
+          <w:rFonts w:ascii="Times New Roman" w:hAnsi="Times New Roman" w:cs="Times New Roman"/>
+          <w:sz w:val="24"/>
+          <w:szCs w:val="24"/>
+        </w:rPr>
+        <w:t xml:space="preserve"> </w:t>
+      </w:r>
+      <w:r>
+        <w:rPr>
+          <w:rFonts w:ascii="Times New Roman" w:hAnsi="Times New Roman" w:cs="Times New Roman"/>
+          <w:sz w:val="24"/>
+          <w:szCs w:val="24"/>
+          <w:lang w:val="ru-RU"/>
+        </w:rPr>
+        <w:tab/>
+      </w:r>
+      <w:r>
+        <w:rPr>
+          <w:rFonts w:ascii="Times New Roman" w:hAnsi="Times New Roman" w:cs="Times New Roman"/>
+          <w:sz w:val="24"/>
+          <w:szCs w:val="24"/>
+        </w:rPr>
+        <w:t>Стоимость рекламы объекта недвижимости составляет</w:t>
+      </w:r>
+      <w:r>
+        <w:rPr>
+          <w:rFonts w:ascii="Times New Roman" w:hAnsi="Times New Roman" w:cs="Times New Roman"/>
+          <w:sz w:val="24"/>
+          <w:szCs w:val="24"/>
+        </w:rPr>
+        <w:t xml:space="preserve"> ___________</w:t>
+      </w:r>
+      <w:r>
+        <w:rPr>
+          <w:rFonts w:ascii="Times New Roman" w:hAnsi="Times New Roman" w:cs="Times New Roman"/>
+          <w:sz w:val="24"/>
+          <w:szCs w:val="24"/>
+        </w:rPr>
+        <w:t xml:space="preserve"> </w:t>
+      </w:r>
+      <w:r>
+        <w:rPr>
+          <w:rFonts w:ascii="Times New Roman" w:hAnsi="Times New Roman" w:cs="Times New Roman"/>
+          <w:sz w:val="24"/>
+          <w:szCs w:val="24"/>
+        </w:rPr>
+        <w:t>белорусских рублей 00 коп</w:t>
+      </w:r>
+      <w:r>
+        <w:rPr>
+          <w:rFonts w:ascii="Times New Roman" w:hAnsi="Times New Roman" w:cs="Times New Roman"/>
+          <w:sz w:val="24"/>
+          <w:szCs w:val="24"/>
+          <w:lang w:val="ru-RU"/>
+        </w:rPr>
+        <w:t>еек</w:t>
+      </w:r>
+      <w:r>
+        <w:rPr>
+          <w:rFonts w:ascii="Times New Roman" w:hAnsi="Times New Roman" w:cs="Times New Roman"/>
+          <w:sz w:val="24"/>
+          <w:szCs w:val="24"/>
+        </w:rPr>
+        <w:t>,</w:t>
+      </w:r>
+      <w:r>
+        <w:rPr>
+          <w:rFonts w:ascii="Times New Roman" w:hAnsi="Times New Roman" w:cs="Times New Roman"/>
+          <w:sz w:val="24"/>
+          <w:szCs w:val="24"/>
+          <w:lang w:val="ru-RU"/>
+        </w:rPr>
+        <w:t xml:space="preserve"> </w:t>
+      </w:r>
+      <w:r>
+        <w:rPr>
+          <w:rFonts w:ascii="Times New Roman" w:hAnsi="Times New Roman" w:cs="Times New Roman"/>
+          <w:sz w:val="24"/>
+          <w:szCs w:val="24"/>
+        </w:rPr>
+        <w:t xml:space="preserve">в том числе сумма НДС по ставке 20% </w:t>
+      </w:r>
+      <w:r>
+        <w:rPr>
+          <w:rFonts w:ascii="Times New Roman" w:hAnsi="Times New Roman" w:cs="Times New Roman"/>
+          <w:sz w:val="24"/>
+          <w:szCs w:val="24"/>
+          <w:lang w:val="ru-RU"/>
+        </w:rPr>
+        <w:t xml:space="preserve">_____________ </w:t>
+      </w:r>
+      <w:r>
+        <w:rPr>
+          <w:rFonts w:ascii="Times New Roman" w:hAnsi="Times New Roman" w:cs="Times New Roman"/>
+          <w:sz w:val="24"/>
+          <w:szCs w:val="24"/>
+        </w:rPr>
+        <w:t>белорусских рублей 00</w:t>
+      </w:r>
+      <w:r>
+        <w:rPr>
+          <w:rFonts w:ascii="Times New Roman" w:hAnsi="Times New Roman" w:cs="Times New Roman"/>
+          <w:sz w:val="24"/>
+          <w:szCs w:val="24"/>
+          <w:lang w:val="ru-RU"/>
+        </w:rPr>
+        <w:t xml:space="preserve"> копеек.</w:t>
+      </w:r>
+      <w:r>
+        <w:rPr>
+          <w:rFonts w:ascii="Times New Roman" w:hAnsi="Times New Roman" w:cs="Times New Roman"/>
+          <w:sz w:val="24"/>
+          <w:szCs w:val="24"/>
+        </w:rPr>
+        <w:tab/>
+      </w:r>
+    </w:p>
+    <w:p>
+      <w:pPr>
+        <w:pStyle w:val="ac"/>
+        <w:rPr>
+          <w:rFonts w:ascii="Times New Roman" w:hAnsi="Times New Roman" w:cs="Times New Roman"/>
+          <w:sz w:val="24"/>
+          <w:szCs w:val="24"/>
+        </w:rPr>
+      </w:pPr>
+    </w:p>
+    <w:p>
+      <w:pPr>
+        <w:pStyle w:val="ac"/>
+        <w:rPr>
+          <w:rFonts w:ascii="Times New Roman" w:hAnsi="Times New Roman" w:cs="Times New Roman"/>
+          <w:sz w:val="24"/>
+          <w:szCs w:val="24"/>
+        </w:rPr>
+      </w:pPr>
+      <w:r>
+        <w:rPr>
+          <w:rFonts w:ascii="Times New Roman" w:hAnsi="Times New Roman" w:cs="Times New Roman"/>
+          <w:sz w:val="24"/>
+          <w:szCs w:val="24"/>
+        </w:rPr>
+        <w:t xml:space="preserve"> </w:t>
+      </w:r>
+      <w:r>
+        <w:rPr>
+          <w:rFonts w:ascii="Times New Roman" w:hAnsi="Times New Roman" w:cs="Times New Roman"/>
+          <w:sz w:val="24"/>
+          <w:szCs w:val="24"/>
+          <w:lang w:val="ru-RU"/>
+        </w:rPr>
+        <w:tab/>
+      </w:r>
+      <w:r>
+        <w:rPr>
+          <w:rFonts w:ascii="Times New Roman" w:hAnsi="Times New Roman" w:cs="Times New Roman"/>
+          <w:sz w:val="24"/>
+          <w:szCs w:val="24"/>
+        </w:rPr>
+        <w:t xml:space="preserve">Подписание настоящего акта свидетельствует о выполнении исполнителем своих обязательств по договору </w:t>
+      </w:r>
+      <w:r>
+        <w:rPr>
+          <w:rFonts w:ascii="Times New Roman" w:hAnsi="Times New Roman" w:cs="Times New Roman"/>
+          <w:sz w:val="24"/>
+          <w:szCs w:val="24"/>
+          <w:lang w:val="ru-RU"/>
+        </w:rPr>
+        <w:t>№</w:t>
+      </w:r>
+      <w:r>
+        <w:rPr>
+          <w:rFonts w:ascii="Times New Roman" w:hAnsi="Times New Roman" w:cs="Times New Roman"/>
+          <w:sz w:val="24"/>
+          <w:szCs w:val="24"/>
+          <w:lang w:val="ru-RU"/>
+        </w:rPr>
+        <w:t>{{</w:t>
+      </w:r>
+      <w:r>
+        <w:rPr>
+          <w:rFonts w:ascii="Times New Roman" w:hAnsi="Times New Roman" w:cs="Times New Roman"/>
+          <w:sz w:val="24"/>
+          <w:szCs w:val="24"/>
+          <w:lang w:val="en-US"/>
+        </w:rPr>
+        <w:t>deal</w:t>
+      </w:r>
+      <w:r>
+        <w:rPr>
+          <w:rFonts w:ascii="Times New Roman" w:hAnsi="Times New Roman" w:cs="Times New Roman"/>
+          <w:sz w:val="24"/>
+          <w:szCs w:val="24"/>
+          <w:lang w:val="ru-RU"/>
+        </w:rPr>
+        <w:t>.</w:t>
+      </w:r>
+      <w:proofErr w:type="spellStart"/>
+      <w:r>
+        <w:rPr>
+          <w:rFonts w:ascii="Times New Roman" w:hAnsi="Times New Roman" w:cs="Times New Roman"/>
+          <w:sz w:val="24"/>
+          <w:szCs w:val="24"/>
+          <w:lang w:val="en-US"/>
+        </w:rPr>
+        <w:t>c</w:t>
+      </w:r>
+      <w:r>
+        <w:rPr>
+          <w:rFonts w:ascii="Times New Roman" w:hAnsi="Times New Roman" w:cs="Times New Roman"/>
+          <w:sz w:val="24"/>
+          <w:szCs w:val="24"/>
+          <w:lang w:val="en-US"/>
+        </w:rPr>
+        <w:t>ontractNumber</w:t>
+      </w:r>
+      <w:proofErr w:type="spellEnd"/>
+      <w:r>
+        <w:rPr>
+          <w:rFonts w:ascii="Times New Roman" w:hAnsi="Times New Roman" w:cs="Times New Roman"/>
+          <w:sz w:val="24"/>
+          <w:szCs w:val="24"/>
+          <w:lang w:val="ru-RU"/>
+        </w:rPr>
+        <w:t>}}</w:t>
+      </w:r>
+      <w:r>
+        <w:rPr>
+          <w:rFonts w:ascii="Times New Roman" w:hAnsi="Times New Roman" w:cs="Times New Roman"/>
+          <w:sz w:val="24"/>
+          <w:szCs w:val="24"/>
+          <w:lang w:val="ru-RU"/>
+        </w:rPr>
+        <w:t xml:space="preserve"> от </w:t>
+      </w:r>
+      <w:r>
+        <w:rPr>
+          <w:rFonts w:ascii="Times New Roman" w:hAnsi="Times New Roman" w:cs="Times New Roman"/>
+          <w:sz w:val="24"/>
+          <w:szCs w:val="24"/>
+          <w:lang w:val="ru-RU"/>
+        </w:rPr>
+        <w:t>{{</w:t>
+      </w:r>
+      <w:r>
+        <w:rPr>
+          <w:rFonts w:ascii="Times New Roman" w:hAnsi="Times New Roman" w:cs="Times New Roman"/>
+          <w:sz w:val="24"/>
+          <w:szCs w:val="24"/>
+          <w:lang w:val="en-US"/>
+        </w:rPr>
+        <w:t>deal</w:t>
+      </w:r>
+      <w:r>
+        <w:rPr>
+          <w:rFonts w:ascii="Times New Roman" w:hAnsi="Times New Roman" w:cs="Times New Roman"/>
+          <w:sz w:val="24"/>
+          <w:szCs w:val="24"/>
+          <w:lang w:val="ru-RU"/>
+        </w:rPr>
+        <w:t>.</w:t>
+      </w:r>
+      <w:proofErr w:type="spellStart"/>
+      <w:r>
+        <w:rPr>
+          <w:rFonts w:ascii="Times New Roman" w:hAnsi="Times New Roman" w:cs="Times New Roman"/>
+          <w:sz w:val="24"/>
+          <w:szCs w:val="24"/>
+        </w:rPr>
+        <w:t>c</w:t>
+      </w:r>
+      <w:r>
+        <w:rPr>
+          <w:rFonts w:ascii="Times New Roman" w:hAnsi="Times New Roman" w:cs="Times New Roman"/>
+          <w:sz w:val="24"/>
+          <w:szCs w:val="24"/>
+        </w:rPr>
+        <w:t>ontractDate</w:t>
+      </w:r>
+      <w:proofErr w:type="spellEnd"/>
+      <w:r>
+        <w:rPr>
+          <w:rFonts w:ascii="Times New Roman" w:hAnsi="Times New Roman" w:cs="Times New Roman"/>
+          <w:sz w:val="24"/>
+          <w:szCs w:val="24"/>
+          <w:lang w:val="ru-RU"/>
+        </w:rPr>
+        <w:t>}}</w:t>
+      </w:r>
+      <w:r>
+        <w:rPr>
+          <w:rFonts w:ascii="Times New Roman" w:hAnsi="Times New Roman" w:cs="Times New Roman"/>
+          <w:sz w:val="24"/>
+          <w:szCs w:val="24"/>
+          <w:lang w:val="ru-RU"/>
+        </w:rPr>
+        <w:t xml:space="preserve"> </w:t>
+      </w:r>
+      <w:r>
+        <w:rPr>
+          <w:rFonts w:ascii="Times New Roman" w:hAnsi="Times New Roman" w:cs="Times New Roman"/>
+          <w:sz w:val="24"/>
+          <w:szCs w:val="24"/>
+        </w:rPr>
+        <w:t>и об отсутствии у Сторон взаимных претензий.</w:t>
+      </w:r>
+      <w:r>
+        <w:rPr>
+          <w:rFonts w:ascii="Times New Roman" w:hAnsi="Times New Roman" w:cs="Times New Roman"/>
+          <w:sz w:val="24"/>
+          <w:szCs w:val="24"/>
+        </w:rPr>
+        <w:tab/>
+      </w:r>
+    </w:p>
+    <w:p>
+      <w:pPr>
+        <w:pStyle w:val="ac"/>
+        <w:rPr>
+          <w:rFonts w:ascii="Times New Roman" w:hAnsi="Times New Roman" w:cs="Times New Roman"/>
+          <w:sz w:val="24"/>
+          <w:szCs w:val="24"/>
+        </w:rPr>
+      </w:pPr>
+      <w:r>
+        <w:rPr>
+          <w:rFonts w:ascii="Times New Roman" w:hAnsi="Times New Roman" w:cs="Times New Roman"/>
+          <w:sz w:val="24"/>
+          <w:szCs w:val="24"/>
+        </w:rPr>
+        <w:tab/>
+      </w:r>
+      <w:r>
+        <w:rPr>
+          <w:rFonts w:ascii="Times New Roman" w:hAnsi="Times New Roman" w:cs="Times New Roman"/>
+          <w:sz w:val="24"/>
+          <w:szCs w:val="24"/>
+        </w:rPr>
+        <w:tab/>
+      </w:r>
+    </w:p>
+    <w:p>
+      <w:pPr>
+        <w:pStyle w:val="ac"/>
+        <w:rPr>
+          <w:rFonts w:ascii="Times New Roman" w:hAnsi="Times New Roman" w:cs="Times New Roman"/>
+          <w:sz w:val="24"/>
+          <w:szCs w:val="24"/>
+        </w:rPr>
+      </w:pPr>
+      <w:r>
+        <w:rPr>
+          <w:rFonts w:ascii="Times New Roman" w:hAnsi="Times New Roman" w:cs="Times New Roman"/>
+          <w:sz w:val="24"/>
+          <w:szCs w:val="24"/>
+        </w:rPr>
+        <w:tab/>
+      </w:r>
+      <w:r>
+        <w:rPr>
+          <w:rFonts w:ascii="Times New Roman" w:hAnsi="Times New Roman" w:cs="Times New Roman"/>
+          <w:sz w:val="24"/>
+          <w:szCs w:val="24"/>
+        </w:rPr>
+        <w:tab/>
+      </w:r>
+    </w:p>
+    <w:p>
+      <w:pPr>
+        <w:pStyle w:val="ac"/>
+        <w:jc w:val="both"/>
+        <w:rPr>
+          <w:rFonts w:ascii="Times New Roman" w:hAnsi="Times New Roman" w:cs="Times New Roman"/>
+          <w:sz w:val="24"/>
+          <w:szCs w:val="24"/>
+        </w:rPr>
+      </w:pPr>
+      <w:bookmarkStart w:id="0" w:name="_Hlk236387057"/>
+      <w:r>
+        <w:rPr>
+          <w:rFonts w:ascii="Times New Roman" w:hAnsi="Times New Roman" w:cs="Times New Roman"/>
+          <w:sz w:val="24"/>
+          <w:szCs w:val="24"/>
+        </w:rPr>
+        <w:t>Потребитель _______________________/ {{owner1.signatoryInitials}}</w:t>
+      </w:r>
+    </w:p>
+    <w:p>
+      <w:pPr>
+        <w:pStyle w:val="ac"/>
+        <w:jc w:val="both"/>
+        <w:rPr>
+          <w:rFonts w:ascii="Times New Roman" w:hAnsi="Times New Roman" w:cs="Times New Roman"/>
+          <w:sz w:val="24"/>
+          <w:szCs w:val="24"/>
+        </w:rPr>
+      </w:pPr>
+      <w:r>
+        <w:rPr>
+          <w:rFonts w:ascii="Times New Roman" w:hAnsi="Times New Roman" w:cs="Times New Roman"/>
+          <w:sz w:val="24"/>
+          <w:szCs w:val="24"/>
+          <w:lang w:val="en-US"/>
         </w:rPr>
         <w:t>{</w:t>
       </w:r>
@@ -382,7 +909,69 @@
           <w:sz w:val="24"/>
           <w:szCs w:val="24"/>
         </w:rPr>
-        <w:t>{/owner2.poa.hasPoa}</w:t>
+        <w:t>{#owner2.fullName}</w:t>
+      </w:r>
+      <w:r>
+        <w:rPr>
+          <w:rFonts w:ascii="Times New Roman" w:hAnsi="Times New Roman" w:cs="Times New Roman"/>
+          <w:sz w:val="24"/>
+          <w:szCs w:val="24"/>
+        </w:rPr>
+        <w:t>}</w:t>
+      </w:r>
+    </w:p>
+    <w:p>
+      <w:pPr>
+        <w:pStyle w:val="ac"/>
+        <w:jc w:val="both"/>
+        <w:rPr>
+          <w:rFonts w:ascii="Times New Roman" w:hAnsi="Times New Roman" w:cs="Times New Roman"/>
+          <w:sz w:val="24"/>
+          <w:szCs w:val="24"/>
+        </w:rPr>
+      </w:pPr>
+      <w:r>
+        <w:rPr>
+          <w:rFonts w:ascii="Times New Roman" w:hAnsi="Times New Roman" w:cs="Times New Roman"/>
+          <w:sz w:val="24"/>
+          <w:szCs w:val="24"/>
+        </w:rPr>
+        <w:t>Потребитель _______________________/ {{owner2.signatoryInitials}}</w:t>
+      </w:r>
+    </w:p>
+    <w:p>
+      <w:pPr>
+        <w:pStyle w:val="ac"/>
+        <w:jc w:val="both"/>
+        <w:rPr>
+          <w:rFonts w:ascii="Times New Roman" w:hAnsi="Times New Roman" w:cs="Times New Roman"/>
+          <w:sz w:val="24"/>
+          <w:szCs w:val="24"/>
+        </w:rPr>
+      </w:pPr>
+      <w:r>
+        <w:rPr>
+          <w:rFonts w:ascii="Times New Roman" w:hAnsi="Times New Roman" w:cs="Times New Roman"/>
+          <w:sz w:val="24"/>
+          <w:szCs w:val="24"/>
+        </w:rPr>
+        <w:t>{</w:t>
+      </w:r>
+      <w:r>
+        <w:rPr>
+          <w:rFonts w:ascii="Times New Roman" w:hAnsi="Times New Roman" w:cs="Times New Roman"/>
+          <w:sz w:val="24"/>
+          <w:szCs w:val="24"/>
+        </w:rPr>
+        <w:t>{/owner2.fullName</w:t>
+      </w:r>
+      <w:r>
+        <w:rPr>
+          <w:rFonts w:ascii="Times New Roman" w:hAnsi="Times New Roman" w:cs="Times New Roman"/>
+          <w:sz w:val="24"/>
+          <w:szCs w:val="24"/>
+        </w:rPr>
+        <w:t>}</w:t>
       </w:r>
       <w:r>
         <w:rPr>
@@ -392,905 +981,6 @@
         </w:rPr>
         <w:t>}{</w:t>
       </w:r>
-      <w:r>
-        <w:rPr>
-          <w:rFonts w:ascii="Times New Roman" w:hAnsi="Times New Roman" w:cs="Times New Roman"/>
-          <w:sz w:val="24"/>
-          <w:szCs w:val="24"/>
-        </w:rPr>
-        <w:t>{/owner2.fullName}</w:t>
-      </w:r>
-      <w:r>
-        <w:rPr>
-          <w:rFonts w:ascii="Times New Roman" w:hAnsi="Times New Roman" w:cs="Times New Roman"/>
-          <w:sz w:val="24"/>
-          <w:szCs w:val="24"/>
-        </w:rPr>
-        <w:t>}{</w:t>
-      </w:r>
-      <w:r>
-        <w:rPr>
-          <w:rFonts w:ascii="Times New Roman" w:hAnsi="Times New Roman" w:cs="Times New Roman"/>
-          <w:sz w:val="24"/>
-          <w:szCs w:val="24"/>
-        </w:rPr>
-        <w:t>{#owner3.fullName}</w:t>
-      </w:r>
-      <w:r>
-        <w:rPr>
-          <w:rFonts w:ascii="Times New Roman" w:hAnsi="Times New Roman" w:cs="Times New Roman"/>
-          <w:sz w:val="24"/>
-          <w:szCs w:val="24"/>
-        </w:rPr>
-        <w:t>}</w:t>
-      </w:r>
-      <w:r>
-        <w:rPr>
-          <w:rFonts w:ascii="Times New Roman" w:hAnsi="Times New Roman" w:cs="Times New Roman"/>
-          <w:sz w:val="24"/>
-          <w:szCs w:val="24"/>
-        </w:rPr>
-        <w:t xml:space="preserve">, </w:t>
-      </w:r>
-      <w:r>
-        <w:rPr>
-          <w:rFonts w:ascii="Times New Roman" w:hAnsi="Times New Roman" w:cs="Times New Roman"/>
-          <w:b/>
-          <w:bCs/>
-          <w:sz w:val="24"/>
-          <w:szCs w:val="24"/>
-        </w:rPr>
-        <w:t>{{owner3.fullName}}</w:t>
-      </w:r>
-      <w:r>
-        <w:rPr>
-          <w:rFonts w:ascii="Times New Roman" w:hAnsi="Times New Roman" w:cs="Times New Roman"/>
-          <w:sz w:val="24"/>
-          <w:szCs w:val="24"/>
-        </w:rPr>
-        <w:t>{</w:t>
-      </w:r>
-      <w:r>
-        <w:rPr>
-          <w:rFonts w:ascii="Times New Roman" w:hAnsi="Times New Roman" w:cs="Times New Roman"/>
-          <w:sz w:val="24"/>
-          <w:szCs w:val="24"/>
-        </w:rPr>
-        <w:t>{#owner3.poa.hasPoa}</w:t>
-      </w:r>
-      <w:r>
-        <w:rPr>
-          <w:rFonts w:ascii="Times New Roman" w:hAnsi="Times New Roman" w:cs="Times New Roman"/>
-          <w:sz w:val="24"/>
-          <w:szCs w:val="24"/>
-        </w:rPr>
-        <w:t>}</w:t>
-      </w:r>
-      <w:r>
-        <w:rPr>
-          <w:rFonts w:ascii="Times New Roman" w:hAnsi="Times New Roman" w:cs="Times New Roman"/>
-          <w:sz w:val="24"/>
-          <w:szCs w:val="24"/>
-        </w:rPr>
-        <w:t xml:space="preserve"> в лице </w:t>
-      </w:r>
-      <w:r>
-        <w:rPr>
-          <w:rFonts w:ascii="Times New Roman" w:hAnsi="Times New Roman" w:cs="Times New Roman"/>
-          <w:b/>
-          <w:bCs/>
-          <w:sz w:val="24"/>
-          <w:szCs w:val="24"/>
-        </w:rPr>
-        <w:t>{{owner3.poa.fullNameGenitive}}</w:t>
-      </w:r>
-      <w:r>
-        <w:rPr>
-          <w:rFonts w:ascii="Times New Roman" w:hAnsi="Times New Roman" w:cs="Times New Roman"/>
-          <w:sz w:val="24"/>
-          <w:szCs w:val="24"/>
-        </w:rPr>
-        <w:t>, {{owner3.poa.poaAction}} согласно доверенности №{{owner3.poa.poaNumber}} от {{owner3.poa.poaDate}}</w:t>
-      </w:r>
-      <w:r>
-        <w:rPr>
-          <w:rFonts w:ascii="Times New Roman" w:hAnsi="Times New Roman" w:cs="Times New Roman"/>
-          <w:sz w:val="24"/>
-          <w:szCs w:val="24"/>
-        </w:rPr>
-        <w:t>{</w:t>
-      </w:r>
-      <w:r>
-        <w:rPr>
-          <w:rFonts w:ascii="Times New Roman" w:hAnsi="Times New Roman" w:cs="Times New Roman"/>
-          <w:sz w:val="24"/>
-          <w:szCs w:val="24"/>
-        </w:rPr>
-        <w:t>{/owner3.poa.hasPoa}</w:t>
-      </w:r>
-      <w:r>
-        <w:rPr>
-          <w:rFonts w:ascii="Times New Roman" w:hAnsi="Times New Roman" w:cs="Times New Roman"/>
-          <w:sz w:val="24"/>
-          <w:szCs w:val="24"/>
-        </w:rPr>
-        <w:t>}{</w:t>
-      </w:r>
-      <w:r>
-        <w:rPr>
-          <w:rFonts w:ascii="Times New Roman" w:hAnsi="Times New Roman" w:cs="Times New Roman"/>
-          <w:sz w:val="24"/>
-          <w:szCs w:val="24"/>
-        </w:rPr>
-        <w:t>{/owner3.fullName}</w:t>
-      </w:r>
-      <w:r>
-        <w:rPr>
-          <w:rFonts w:ascii="Times New Roman" w:hAnsi="Times New Roman" w:cs="Times New Roman"/>
-          <w:sz w:val="24"/>
-          <w:szCs w:val="24"/>
-        </w:rPr>
-        <w:t>}</w:t>
-      </w:r>
-      <w:r>
-        <w:rPr>
-          <w:rFonts w:ascii="Times New Roman" w:hAnsi="Times New Roman" w:cs="Times New Roman"/>
-          <w:sz w:val="24"/>
-          <w:szCs w:val="24"/>
-        </w:rPr>
-        <w:t>, в дальнейшем именуемый «Потребитель»</w:t>
-      </w:r>
-      <w:r>
-        <w:rPr>
-          <w:rFonts w:ascii="Times New Roman" w:hAnsi="Times New Roman" w:cs="Times New Roman"/>
-          <w:sz w:val="24"/>
-          <w:szCs w:val="24"/>
-        </w:rPr>
-        <w:t xml:space="preserve"> </w:t>
-      </w:r>
-      <w:r>
-        <w:rPr>
-          <w:rFonts w:ascii="Times New Roman" w:hAnsi="Times New Roman" w:cs="Times New Roman"/>
-          <w:sz w:val="24"/>
-          <w:szCs w:val="24"/>
-        </w:rPr>
-        <w:t xml:space="preserve">и </w:t>
-      </w:r>
-      <w:r>
-        <w:rPr>
-          <w:rFonts w:ascii="Times New Roman" w:hAnsi="Times New Roman" w:cs="Times New Roman"/>
-          <w:b/>
-          <w:bCs/>
-          <w:sz w:val="24"/>
-          <w:szCs w:val="24"/>
-        </w:rPr>
-        <w:t>Общество с ограниченной ответственностью «ГермесГарант»</w:t>
-      </w:r>
-      <w:r>
-        <w:rPr>
-          <w:rFonts w:ascii="Times New Roman" w:hAnsi="Times New Roman" w:cs="Times New Roman"/>
-          <w:sz w:val="24"/>
-          <w:szCs w:val="24"/>
-        </w:rPr>
-        <w:t xml:space="preserve"> в  лице директора Турко Ольги Ростиславовны, действующей на основании Устава, в дальнейшем именуемое </w:t>
-      </w:r>
-      <w:r>
-        <w:rPr>
-          <w:rFonts w:ascii="Times New Roman" w:hAnsi="Times New Roman" w:cs="Times New Roman"/>
-          <w:b/>
-          <w:bCs/>
-          <w:sz w:val="24"/>
-          <w:szCs w:val="24"/>
-        </w:rPr>
-        <w:t>«Исполнитель»</w:t>
-      </w:r>
-      <w:r>
-        <w:rPr>
-          <w:rFonts w:ascii="Times New Roman" w:hAnsi="Times New Roman" w:cs="Times New Roman"/>
-          <w:sz w:val="24"/>
-          <w:szCs w:val="24"/>
-        </w:rPr>
-        <w:t>, совместно именуемые «Стороны», настоящим актом удостоверяют следующее:</w:t>
-      </w:r>
-    </w:p>
-    <w:p>
-      <w:pPr>
-        <w:pStyle w:val="ac"/>
-        <w:rPr>
-          <w:rFonts w:ascii="Times New Roman" w:hAnsi="Times New Roman" w:cs="Times New Roman"/>
-          <w:sz w:val="24"/>
-          <w:szCs w:val="24"/>
-          <w:lang w:val="ru-RU"/>
-        </w:rPr>
-      </w:pPr>
-    </w:p>
-    <w:p>
-      <w:pPr>
-        <w:pStyle w:val="ac"/>
-        <w:rPr>
-          <w:rFonts w:ascii="Times New Roman" w:hAnsi="Times New Roman" w:cs="Times New Roman"/>
-          <w:sz w:val="24"/>
-          <w:szCs w:val="24"/>
-          <w:lang w:val="ru-RU"/>
-        </w:rPr>
-      </w:pPr>
-      <w:r>
-        <w:rPr>
-          <w:rFonts w:ascii="Times New Roman" w:hAnsi="Times New Roman" w:cs="Times New Roman"/>
-          <w:sz w:val="24"/>
-          <w:szCs w:val="24"/>
-        </w:rPr>
-        <w:t xml:space="preserve">     </w:t>
-      </w:r>
-      <w:r>
-        <w:rPr>
-          <w:rFonts w:ascii="Times New Roman" w:hAnsi="Times New Roman" w:cs="Times New Roman"/>
-          <w:sz w:val="24"/>
-          <w:szCs w:val="24"/>
-          <w:lang w:val="ru-RU"/>
-        </w:rPr>
-        <w:tab/>
-      </w:r>
-      <w:r>
-        <w:rPr>
-          <w:rFonts w:ascii="Times New Roman" w:hAnsi="Times New Roman" w:cs="Times New Roman"/>
-          <w:sz w:val="24"/>
-          <w:szCs w:val="24"/>
-        </w:rPr>
-        <w:t>Исполнитель надлежащим образом оказал услуги по рекламе объекта недвижимо</w:t>
-      </w:r>
-      <w:proofErr w:type="spellStart"/>
-      <w:r>
-        <w:rPr>
-          <w:rFonts w:ascii="Times New Roman" w:hAnsi="Times New Roman" w:cs="Times New Roman"/>
-          <w:sz w:val="24"/>
-          <w:szCs w:val="24"/>
-          <w:lang w:val="ru-RU"/>
-        </w:rPr>
-        <w:t>сти</w:t>
-      </w:r>
-      <w:proofErr w:type="spellEnd"/>
-      <w:r>
-        <w:rPr>
-          <w:rFonts w:ascii="Times New Roman" w:hAnsi="Times New Roman" w:cs="Times New Roman"/>
-          <w:sz w:val="24"/>
-          <w:szCs w:val="24"/>
-          <w:lang w:val="ru-RU"/>
-        </w:rPr>
-        <w:t xml:space="preserve"> по договору №</w:t>
-      </w:r>
-      <w:r>
-        <w:rPr>
-          <w:rFonts w:ascii="Times New Roman" w:hAnsi="Times New Roman" w:cs="Times New Roman"/>
-          <w:sz w:val="24"/>
-          <w:szCs w:val="24"/>
-          <w:lang w:val="ru-RU"/>
-        </w:rPr>
-        <w:t>{{</w:t>
-      </w:r>
-      <w:proofErr w:type="gramStart"/>
-      <w:r>
-        <w:rPr>
-          <w:rFonts w:ascii="Times New Roman" w:hAnsi="Times New Roman" w:cs="Times New Roman"/>
-          <w:sz w:val="24"/>
-          <w:szCs w:val="24"/>
-          <w:lang w:val="en-US"/>
-        </w:rPr>
-        <w:t>deal</w:t>
-      </w:r>
-      <w:r>
-        <w:rPr>
-          <w:rFonts w:ascii="Times New Roman" w:hAnsi="Times New Roman" w:cs="Times New Roman"/>
-          <w:sz w:val="24"/>
-          <w:szCs w:val="24"/>
-          <w:lang w:val="ru-RU"/>
-        </w:rPr>
-        <w:t>.</w:t>
-      </w:r>
-      <w:proofErr w:type="spellStart"/>
-      <w:r>
-        <w:rPr>
-          <w:rFonts w:ascii="Times New Roman" w:hAnsi="Times New Roman" w:cs="Times New Roman"/>
-          <w:sz w:val="24"/>
-          <w:szCs w:val="24"/>
-          <w:lang w:val="en-US"/>
-        </w:rPr>
-        <w:t>contractNumber</w:t>
-      </w:r>
-      <w:proofErr w:type="spellEnd"/>
-      <w:proofErr w:type="gramEnd"/>
-      <w:r>
-        <w:rPr>
-          <w:rFonts w:ascii="Times New Roman" w:hAnsi="Times New Roman" w:cs="Times New Roman"/>
-          <w:sz w:val="24"/>
-          <w:szCs w:val="24"/>
-          <w:lang w:val="ru-RU"/>
-        </w:rPr>
-        <w:t>}}</w:t>
-      </w:r>
-      <w:r>
-        <w:rPr>
-          <w:rFonts w:ascii="Times New Roman" w:hAnsi="Times New Roman" w:cs="Times New Roman"/>
-          <w:sz w:val="24"/>
-          <w:szCs w:val="24"/>
-          <w:lang w:val="ru-RU"/>
-        </w:rPr>
-        <w:t xml:space="preserve"> от </w:t>
-      </w:r>
-      <w:r>
-        <w:rPr>
-          <w:rFonts w:ascii="Times New Roman" w:hAnsi="Times New Roman" w:cs="Times New Roman"/>
-          <w:sz w:val="24"/>
-          <w:szCs w:val="24"/>
-          <w:lang w:val="ru-RU"/>
-        </w:rPr>
-        <w:t>{{</w:t>
-      </w:r>
-      <w:r>
-        <w:rPr>
-          <w:rFonts w:ascii="Times New Roman" w:hAnsi="Times New Roman" w:cs="Times New Roman"/>
-          <w:sz w:val="24"/>
-          <w:szCs w:val="24"/>
-          <w:lang w:val="en-US"/>
-        </w:rPr>
-        <w:t>deal</w:t>
-      </w:r>
-      <w:r>
-        <w:rPr>
-          <w:rFonts w:ascii="Times New Roman" w:hAnsi="Times New Roman" w:cs="Times New Roman"/>
-          <w:sz w:val="24"/>
-          <w:szCs w:val="24"/>
-          <w:lang w:val="ru-RU"/>
-        </w:rPr>
-        <w:t>.</w:t>
-      </w:r>
-      <w:r>
-        <w:rPr>
-          <w:rFonts w:ascii="Times New Roman" w:hAnsi="Times New Roman" w:cs="Times New Roman"/>
-          <w:sz w:val="24"/>
-          <w:szCs w:val="24"/>
-          <w:lang w:val="en-US"/>
-        </w:rPr>
-        <w:t>c</w:t>
-      </w:r>
-      <w:proofErr w:type="spellStart"/>
-      <w:r>
-        <w:rPr>
-          <w:rFonts w:ascii="Times New Roman" w:hAnsi="Times New Roman" w:cs="Times New Roman"/>
-          <w:sz w:val="24"/>
-          <w:szCs w:val="24"/>
-        </w:rPr>
-        <w:t>ontractDate</w:t>
-      </w:r>
-      <w:proofErr w:type="spellEnd"/>
-      <w:r>
-        <w:rPr>
-          <w:rFonts w:ascii="Times New Roman" w:hAnsi="Times New Roman" w:cs="Times New Roman"/>
-          <w:sz w:val="24"/>
-          <w:szCs w:val="24"/>
-          <w:lang w:val="ru-RU"/>
-        </w:rPr>
-        <w:t>}}</w:t>
-      </w:r>
-      <w:r>
-        <w:rPr>
-          <w:rFonts w:ascii="Times New Roman" w:hAnsi="Times New Roman" w:cs="Times New Roman"/>
-          <w:sz w:val="24"/>
-          <w:szCs w:val="24"/>
-          <w:lang w:val="ru-RU"/>
-        </w:rPr>
-        <w:t>.</w:t>
-      </w:r>
-    </w:p>
-    <w:p>
-      <w:pPr>
-        <w:pStyle w:val="ac"/>
-        <w:rPr>
-          <w:rFonts w:ascii="Times New Roman" w:hAnsi="Times New Roman" w:cs="Times New Roman"/>
-          <w:sz w:val="24"/>
-          <w:szCs w:val="24"/>
-          <w:lang w:val="ru-RU"/>
-        </w:rPr>
-      </w:pPr>
-    </w:p>
-    <w:p>
-      <w:pPr>
-        <w:pStyle w:val="ac"/>
-        <w:rPr>
-          <w:rFonts w:ascii="Times New Roman" w:hAnsi="Times New Roman" w:cs="Times New Roman"/>
-          <w:sz w:val="24"/>
-          <w:szCs w:val="24"/>
-        </w:rPr>
-      </w:pPr>
-      <w:r>
-        <w:rPr>
-          <w:rFonts w:ascii="Times New Roman" w:hAnsi="Times New Roman" w:cs="Times New Roman"/>
-          <w:sz w:val="24"/>
-          <w:szCs w:val="24"/>
-        </w:rPr>
-        <w:t xml:space="preserve"> </w:t>
-      </w:r>
-      <w:r>
-        <w:rPr>
-          <w:rFonts w:ascii="Times New Roman" w:hAnsi="Times New Roman" w:cs="Times New Roman"/>
-          <w:sz w:val="24"/>
-          <w:szCs w:val="24"/>
-          <w:lang w:val="ru-RU"/>
-        </w:rPr>
-        <w:tab/>
-      </w:r>
-      <w:r>
-        <w:rPr>
-          <w:rFonts w:ascii="Times New Roman" w:hAnsi="Times New Roman" w:cs="Times New Roman"/>
-          <w:sz w:val="24"/>
-          <w:szCs w:val="24"/>
-        </w:rPr>
-        <w:t>Стоимость рекламы объекта недвижимости составляет</w:t>
-      </w:r>
-      <w:r>
-        <w:rPr>
-          <w:rFonts w:ascii="Times New Roman" w:hAnsi="Times New Roman" w:cs="Times New Roman"/>
-          <w:sz w:val="24"/>
-          <w:szCs w:val="24"/>
-        </w:rPr>
-        <w:t xml:space="preserve"> ___________</w:t>
-      </w:r>
-      <w:r>
-        <w:rPr>
-          <w:rFonts w:ascii="Times New Roman" w:hAnsi="Times New Roman" w:cs="Times New Roman"/>
-          <w:sz w:val="24"/>
-          <w:szCs w:val="24"/>
-        </w:rPr>
-        <w:t xml:space="preserve"> </w:t>
-      </w:r>
-      <w:r>
-        <w:rPr>
-          <w:rFonts w:ascii="Times New Roman" w:hAnsi="Times New Roman" w:cs="Times New Roman"/>
-          <w:sz w:val="24"/>
-          <w:szCs w:val="24"/>
-        </w:rPr>
-        <w:t>белорусских рублей 00 коп</w:t>
-      </w:r>
-      <w:r>
-        <w:rPr>
-          <w:rFonts w:ascii="Times New Roman" w:hAnsi="Times New Roman" w:cs="Times New Roman"/>
-          <w:sz w:val="24"/>
-          <w:szCs w:val="24"/>
-          <w:lang w:val="ru-RU"/>
-        </w:rPr>
-        <w:t>еек</w:t>
-      </w:r>
-      <w:r>
-        <w:rPr>
-          <w:rFonts w:ascii="Times New Roman" w:hAnsi="Times New Roman" w:cs="Times New Roman"/>
-          <w:sz w:val="24"/>
-          <w:szCs w:val="24"/>
-        </w:rPr>
-        <w:t>,</w:t>
-      </w:r>
-      <w:r>
-        <w:rPr>
-          <w:rFonts w:ascii="Times New Roman" w:hAnsi="Times New Roman" w:cs="Times New Roman"/>
-          <w:sz w:val="24"/>
-          <w:szCs w:val="24"/>
-          <w:lang w:val="ru-RU"/>
-        </w:rPr>
-        <w:t xml:space="preserve"> </w:t>
-      </w:r>
-      <w:r>
-        <w:rPr>
-          <w:rFonts w:ascii="Times New Roman" w:hAnsi="Times New Roman" w:cs="Times New Roman"/>
-          <w:sz w:val="24"/>
-          <w:szCs w:val="24"/>
-        </w:rPr>
-        <w:t xml:space="preserve">в том числе сумма НДС по ставке 20% </w:t>
-      </w:r>
-      <w:r>
-        <w:rPr>
-          <w:rFonts w:ascii="Times New Roman" w:hAnsi="Times New Roman" w:cs="Times New Roman"/>
-          <w:sz w:val="24"/>
-          <w:szCs w:val="24"/>
-          <w:lang w:val="ru-RU"/>
-        </w:rPr>
-        <w:t xml:space="preserve">_____________ </w:t>
-      </w:r>
-      <w:r>
-        <w:rPr>
-          <w:rFonts w:ascii="Times New Roman" w:hAnsi="Times New Roman" w:cs="Times New Roman"/>
-          <w:sz w:val="24"/>
-          <w:szCs w:val="24"/>
-        </w:rPr>
-        <w:t>белорусских рублей 00</w:t>
-      </w:r>
-      <w:r>
-        <w:rPr>
-          <w:rFonts w:ascii="Times New Roman" w:hAnsi="Times New Roman" w:cs="Times New Roman"/>
-          <w:sz w:val="24"/>
-          <w:szCs w:val="24"/>
-          <w:lang w:val="ru-RU"/>
-        </w:rPr>
-        <w:t xml:space="preserve"> копеек.</w:t>
-      </w:r>
-      <w:r>
-        <w:rPr>
-          <w:rFonts w:ascii="Times New Roman" w:hAnsi="Times New Roman" w:cs="Times New Roman"/>
-          <w:sz w:val="24"/>
-          <w:szCs w:val="24"/>
-        </w:rPr>
-        <w:tab/>
-      </w:r>
-    </w:p>
-    <w:p>
-      <w:pPr>
-        <w:pStyle w:val="ac"/>
-        <w:rPr>
-          <w:rFonts w:ascii="Times New Roman" w:hAnsi="Times New Roman" w:cs="Times New Roman"/>
-          <w:sz w:val="24"/>
-          <w:szCs w:val="24"/>
-        </w:rPr>
-      </w:pPr>
-    </w:p>
-    <w:p>
-      <w:pPr>
-        <w:pStyle w:val="ac"/>
-        <w:rPr>
-          <w:rFonts w:ascii="Times New Roman" w:hAnsi="Times New Roman" w:cs="Times New Roman"/>
-          <w:sz w:val="24"/>
-          <w:szCs w:val="24"/>
-        </w:rPr>
-      </w:pPr>
-      <w:r>
-        <w:rPr>
-          <w:rFonts w:ascii="Times New Roman" w:hAnsi="Times New Roman" w:cs="Times New Roman"/>
-          <w:sz w:val="24"/>
-          <w:szCs w:val="24"/>
-        </w:rPr>
-        <w:t xml:space="preserve"> </w:t>
-      </w:r>
-      <w:r>
-        <w:rPr>
-          <w:rFonts w:ascii="Times New Roman" w:hAnsi="Times New Roman" w:cs="Times New Roman"/>
-          <w:sz w:val="24"/>
-          <w:szCs w:val="24"/>
-          <w:lang w:val="ru-RU"/>
-        </w:rPr>
-        <w:tab/>
-      </w:r>
-      <w:r>
-        <w:rPr>
-          <w:rFonts w:ascii="Times New Roman" w:hAnsi="Times New Roman" w:cs="Times New Roman"/>
-          <w:sz w:val="24"/>
-          <w:szCs w:val="24"/>
-        </w:rPr>
-        <w:t xml:space="preserve">Подписание настоящего акта свидетельствует о выполнении исполнителем своих обязательств по договору </w:t>
-      </w:r>
-      <w:r>
-        <w:rPr>
-          <w:rFonts w:ascii="Times New Roman" w:hAnsi="Times New Roman" w:cs="Times New Roman"/>
-          <w:sz w:val="24"/>
-          <w:szCs w:val="24"/>
-          <w:lang w:val="ru-RU"/>
-        </w:rPr>
-        <w:t>№</w:t>
-      </w:r>
-      <w:r>
-        <w:rPr>
-          <w:rFonts w:ascii="Times New Roman" w:hAnsi="Times New Roman" w:cs="Times New Roman"/>
-          <w:sz w:val="24"/>
-          <w:szCs w:val="24"/>
-          <w:lang w:val="ru-RU"/>
-        </w:rPr>
-        <w:t>{{</w:t>
-      </w:r>
-      <w:proofErr w:type="gramStart"/>
-      <w:r>
-        <w:rPr>
-          <w:rFonts w:ascii="Times New Roman" w:hAnsi="Times New Roman" w:cs="Times New Roman"/>
-          <w:sz w:val="24"/>
-          <w:szCs w:val="24"/>
-          <w:lang w:val="en-US"/>
-        </w:rPr>
-        <w:t>deal</w:t>
-      </w:r>
-      <w:r>
-        <w:rPr>
-          <w:rFonts w:ascii="Times New Roman" w:hAnsi="Times New Roman" w:cs="Times New Roman"/>
-          <w:sz w:val="24"/>
-          <w:szCs w:val="24"/>
-          <w:lang w:val="ru-RU"/>
-        </w:rPr>
-        <w:t>.</w:t>
-      </w:r>
-      <w:proofErr w:type="spellStart"/>
-      <w:r>
-        <w:rPr>
-          <w:rFonts w:ascii="Times New Roman" w:hAnsi="Times New Roman" w:cs="Times New Roman"/>
-          <w:sz w:val="24"/>
-          <w:szCs w:val="24"/>
-          <w:lang w:val="en-US"/>
-        </w:rPr>
-        <w:t>c</w:t>
-      </w:r>
-      <w:r>
-        <w:rPr>
-          <w:rFonts w:ascii="Times New Roman" w:hAnsi="Times New Roman" w:cs="Times New Roman"/>
-          <w:sz w:val="24"/>
-          <w:szCs w:val="24"/>
-          <w:lang w:val="en-US"/>
-        </w:rPr>
-        <w:t>ontractNumber</w:t>
-      </w:r>
-      <w:proofErr w:type="spellEnd"/>
-      <w:proofErr w:type="gramEnd"/>
-      <w:r>
-        <w:rPr>
-          <w:rFonts w:ascii="Times New Roman" w:hAnsi="Times New Roman" w:cs="Times New Roman"/>
-          <w:sz w:val="24"/>
-          <w:szCs w:val="24"/>
-          <w:lang w:val="ru-RU"/>
-        </w:rPr>
-        <w:t>}}</w:t>
-      </w:r>
-      <w:r>
-        <w:rPr>
-          <w:rFonts w:ascii="Times New Roman" w:hAnsi="Times New Roman" w:cs="Times New Roman"/>
-          <w:sz w:val="24"/>
-          <w:szCs w:val="24"/>
-          <w:lang w:val="ru-RU"/>
-        </w:rPr>
-        <w:t xml:space="preserve"> от </w:t>
-      </w:r>
-      <w:r>
-        <w:rPr>
-          <w:rFonts w:ascii="Times New Roman" w:hAnsi="Times New Roman" w:cs="Times New Roman"/>
-          <w:sz w:val="24"/>
-          <w:szCs w:val="24"/>
-          <w:lang w:val="ru-RU"/>
-        </w:rPr>
-        <w:t>{{</w:t>
-      </w:r>
-      <w:r>
-        <w:rPr>
-          <w:rFonts w:ascii="Times New Roman" w:hAnsi="Times New Roman" w:cs="Times New Roman"/>
-          <w:sz w:val="24"/>
-          <w:szCs w:val="24"/>
-          <w:lang w:val="en-US"/>
-        </w:rPr>
-        <w:t>deal</w:t>
-      </w:r>
-      <w:r>
-        <w:rPr>
-          <w:rFonts w:ascii="Times New Roman" w:hAnsi="Times New Roman" w:cs="Times New Roman"/>
-          <w:sz w:val="24"/>
-          <w:szCs w:val="24"/>
-          <w:lang w:val="ru-RU"/>
-        </w:rPr>
-        <w:t>.</w:t>
-      </w:r>
-      <w:proofErr w:type="spellStart"/>
-      <w:r>
-        <w:rPr>
-          <w:rFonts w:ascii="Times New Roman" w:hAnsi="Times New Roman" w:cs="Times New Roman"/>
-          <w:sz w:val="24"/>
-          <w:szCs w:val="24"/>
-        </w:rPr>
-        <w:t>c</w:t>
-      </w:r>
-      <w:r>
-        <w:rPr>
-          <w:rFonts w:ascii="Times New Roman" w:hAnsi="Times New Roman" w:cs="Times New Roman"/>
-          <w:sz w:val="24"/>
-          <w:szCs w:val="24"/>
-        </w:rPr>
-        <w:t>ontractDate</w:t>
-      </w:r>
-      <w:proofErr w:type="spellEnd"/>
-      <w:r>
-        <w:rPr>
-          <w:rFonts w:ascii="Times New Roman" w:hAnsi="Times New Roman" w:cs="Times New Roman"/>
-          <w:sz w:val="24"/>
-          <w:szCs w:val="24"/>
-          <w:lang w:val="ru-RU"/>
-        </w:rPr>
-        <w:t>}}</w:t>
-      </w:r>
-      <w:r>
-        <w:rPr>
-          <w:rFonts w:ascii="Times New Roman" w:hAnsi="Times New Roman" w:cs="Times New Roman"/>
-          <w:sz w:val="24"/>
-          <w:szCs w:val="24"/>
-          <w:lang w:val="ru-RU"/>
-        </w:rPr>
-        <w:t xml:space="preserve"> </w:t>
-      </w:r>
-      <w:r>
-        <w:rPr>
-          <w:rFonts w:ascii="Times New Roman" w:hAnsi="Times New Roman" w:cs="Times New Roman"/>
-          <w:sz w:val="24"/>
-          <w:szCs w:val="24"/>
-        </w:rPr>
-        <w:t>и об отсутствии у Сторон взаимных претензий.</w:t>
-      </w:r>
-      <w:r>
-        <w:rPr>
-          <w:rFonts w:ascii="Times New Roman" w:hAnsi="Times New Roman" w:cs="Times New Roman"/>
-          <w:sz w:val="24"/>
-          <w:szCs w:val="24"/>
-        </w:rPr>
-        <w:tab/>
-      </w:r>
-    </w:p>
-    <w:p>
-      <w:pPr>
-        <w:pStyle w:val="ac"/>
-        <w:rPr>
-          <w:rFonts w:ascii="Times New Roman" w:hAnsi="Times New Roman" w:cs="Times New Roman"/>
-          <w:sz w:val="24"/>
-          <w:szCs w:val="24"/>
-        </w:rPr>
-      </w:pPr>
-      <w:r>
-        <w:rPr>
-          <w:rFonts w:ascii="Times New Roman" w:hAnsi="Times New Roman" w:cs="Times New Roman"/>
-          <w:sz w:val="24"/>
-          <w:szCs w:val="24"/>
-        </w:rPr>
-        <w:tab/>
-      </w:r>
-      <w:r>
-        <w:rPr>
-          <w:rFonts w:ascii="Times New Roman" w:hAnsi="Times New Roman" w:cs="Times New Roman"/>
-          <w:sz w:val="24"/>
-          <w:szCs w:val="24"/>
-        </w:rPr>
-        <w:tab/>
-      </w:r>
-    </w:p>
-    <w:p>
-      <w:pPr>
-        <w:pStyle w:val="ac"/>
-        <w:rPr>
-          <w:rFonts w:ascii="Times New Roman" w:hAnsi="Times New Roman" w:cs="Times New Roman"/>
-          <w:sz w:val="24"/>
-          <w:szCs w:val="24"/>
-        </w:rPr>
-      </w:pPr>
-      <w:r>
-        <w:rPr>
-          <w:rFonts w:ascii="Times New Roman" w:hAnsi="Times New Roman" w:cs="Times New Roman"/>
-          <w:sz w:val="24"/>
-          <w:szCs w:val="24"/>
-        </w:rPr>
-        <w:tab/>
-      </w:r>
-      <w:r>
-        <w:rPr>
-          <w:rFonts w:ascii="Times New Roman" w:hAnsi="Times New Roman" w:cs="Times New Roman"/>
-          <w:sz w:val="24"/>
-          <w:szCs w:val="24"/>
-        </w:rPr>
-        <w:tab/>
-      </w:r>
-    </w:p>
-    <w:p>
-      <w:pPr>
-        <w:pStyle w:val="ac"/>
-        <w:jc w:val="both"/>
-        <w:rPr>
-          <w:rFonts w:ascii="Times New Roman" w:hAnsi="Times New Roman" w:cs="Times New Roman"/>
-          <w:sz w:val="24"/>
-          <w:szCs w:val="24"/>
-        </w:rPr>
-      </w:pPr>
-      <w:bookmarkStart w:id="0" w:name="_Hlk236387057"/>
-      <w:r>
-        <w:rPr>
-          <w:rFonts w:ascii="Times New Roman" w:hAnsi="Times New Roman" w:cs="Times New Roman"/>
-          <w:sz w:val="24"/>
-          <w:szCs w:val="24"/>
-        </w:rPr>
-        <w:t>Потребитель _______________________/ {{owner1.signatoryInitials}}</w:t>
-      </w:r>
-    </w:p>
-    <w:p>
-      <w:pPr>
-        <w:pStyle w:val="ac"/>
-        <w:jc w:val="both"/>
-        <w:rPr>
-          <w:rFonts w:ascii="Times New Roman" w:hAnsi="Times New Roman" w:cs="Times New Roman"/>
-          <w:sz w:val="24"/>
-          <w:szCs w:val="24"/>
-        </w:rPr>
-      </w:pPr>
-      <w:r>
-        <w:rPr>
-          <w:rFonts w:ascii="Times New Roman" w:hAnsi="Times New Roman" w:cs="Times New Roman"/>
-          <w:sz w:val="24"/>
-          <w:szCs w:val="24"/>
-          <w:lang w:val="en-US"/>
-        </w:rPr>
-        <w:t>{</w:t>
-      </w:r>
-      <w:r>
-        <w:rPr>
-          <w:rFonts w:ascii="Times New Roman" w:hAnsi="Times New Roman" w:cs="Times New Roman"/>
-          <w:sz w:val="24"/>
-          <w:szCs w:val="24"/>
-        </w:rPr>
-        <w:t>{#owner2.fullName}</w:t>
-      </w:r>
-      <w:r>
-        <w:rPr>
-          <w:rFonts w:ascii="Times New Roman" w:hAnsi="Times New Roman" w:cs="Times New Roman"/>
-          <w:sz w:val="24"/>
-          <w:szCs w:val="24"/>
-        </w:rPr>
-        <w:t>}</w:t>
-      </w:r>
-    </w:p>
-    <w:p>
-      <w:pPr>
-        <w:pStyle w:val="ac"/>
-        <w:jc w:val="both"/>
-        <w:rPr>
-          <w:rFonts w:ascii="Times New Roman" w:hAnsi="Times New Roman" w:cs="Times New Roman"/>
-          <w:sz w:val="24"/>
-          <w:szCs w:val="24"/>
-        </w:rPr>
-      </w:pPr>
-      <w:r>
-        <w:rPr>
-          <w:rFonts w:ascii="Times New Roman" w:hAnsi="Times New Roman" w:cs="Times New Roman"/>
-          <w:sz w:val="24"/>
-          <w:szCs w:val="24"/>
-        </w:rPr>
-        <w:t>Потребитель _______________________/ {{owner2.signatoryInitials}}</w:t>
-      </w:r>
-    </w:p>
-    <w:p>
-      <w:pPr>
-        <w:pStyle w:val="ac"/>
-        <w:jc w:val="both"/>
-        <w:rPr>
-          <w:rFonts w:ascii="Times New Roman" w:hAnsi="Times New Roman" w:cs="Times New Roman"/>
-          <w:sz w:val="24"/>
-          <w:szCs w:val="24"/>
-        </w:rPr>
-      </w:pPr>
-      <w:r>
-        <w:rPr>
-          <w:rFonts w:ascii="Times New Roman" w:hAnsi="Times New Roman" w:cs="Times New Roman"/>
-          <w:sz w:val="24"/>
-          <w:szCs w:val="24"/>
-        </w:rPr>
-        <w:t>{</w:t>
-      </w:r>
-      <w:r>
-        <w:rPr>
-          <w:rFonts w:ascii="Times New Roman" w:hAnsi="Times New Roman" w:cs="Times New Roman"/>
-          <w:sz w:val="24"/>
-          <w:szCs w:val="24"/>
-        </w:rPr>
-        <w:t>{/owner2.fullName</w:t>
-      </w:r>
-      <w:proofErr w:type="gramStart"/>
-      <w:r>
-        <w:rPr>
-          <w:rFonts w:ascii="Times New Roman" w:hAnsi="Times New Roman" w:cs="Times New Roman"/>
-          <w:sz w:val="24"/>
-          <w:szCs w:val="24"/>
-        </w:rPr>
-        <w:t>}</w:t>
-      </w:r>
-      <w:r>
-        <w:rPr>
-          <w:rFonts w:ascii="Times New Roman" w:hAnsi="Times New Roman" w:cs="Times New Roman"/>
-          <w:sz w:val="24"/>
-          <w:szCs w:val="24"/>
-        </w:rPr>
-        <w:t>}{</w:t>
-      </w:r>
-      <w:proofErr w:type="gramEnd"/>
       <w:r>
         <w:rPr>
           <w:rFonts w:ascii="Times New Roman" w:hAnsi="Times New Roman" w:cs="Times New Roman"/>
